--- a/doc/融合算子/自动融合算子说明文档.docx
+++ b/doc/融合算子/自动融合算子说明文档.docx
@@ -91,15 +91,14 @@
       <w:r>
         <w:rPr>
           <w:rFonts w:ascii="宋体" w:eastAsia="宋体" w:hAnsi="宋体"/>
-          <w:noProof/>
           <w:sz w:val="30"/>
           <w:szCs w:val="30"/>
         </w:rPr>
         <w:drawing>
-          <wp:inline distT="0" distB="0" distL="0" distR="0" wp14:anchorId="17B8A950" wp14:editId="10DD7394">
-            <wp:extent cx="5274310" cy="4705985"/>
-            <wp:effectExtent l="0" t="0" r="2540" b="0"/>
-            <wp:docPr id="1294722183" name="图片 1"/>
+          <wp:inline distT="0" distB="0" distL="0" distR="0" wp14:anchorId="532ADC6C" wp14:editId="4B49AABC">
+            <wp:extent cx="5274310" cy="5024120"/>
+            <wp:effectExtent l="0" t="0" r="2540" b="5080"/>
+            <wp:docPr id="608713280" name="图片 1"/>
             <wp:cNvGraphicFramePr>
               <a:graphicFrameLocks xmlns:a="http://schemas.openxmlformats.org/drawingml/2006/main" noChangeAspect="1"/>
             </wp:cNvGraphicFramePr>
@@ -107,11 +106,11 @@
               <a:graphicData uri="http://schemas.openxmlformats.org/drawingml/2006/picture">
                 <pic:pic xmlns:pic="http://schemas.openxmlformats.org/drawingml/2006/picture">
                   <pic:nvPicPr>
-                    <pic:cNvPr id="1294722183" name=""/>
+                    <pic:cNvPr id="608713280" name=""/>
                     <pic:cNvPicPr/>
                   </pic:nvPicPr>
                   <pic:blipFill>
-                    <a:blip r:embed="rId4"/>
+                    <a:blip r:embed="rId6"/>
                     <a:stretch>
                       <a:fillRect/>
                     </a:stretch>
@@ -119,7 +118,7 @@
                   <pic:spPr>
                     <a:xfrm>
                       <a:off x="0" y="0"/>
-                      <a:ext cx="5274310" cy="4705985"/>
+                      <a:ext cx="5274310" cy="5024120"/>
                     </a:xfrm>
                     <a:prstGeom prst="rect">
                       <a:avLst/>
@@ -197,7 +196,7 @@
                     <pic:cNvPicPr/>
                   </pic:nvPicPr>
                   <pic:blipFill>
-                    <a:blip r:embed="rId5"/>
+                    <a:blip r:embed="rId7"/>
                     <a:stretch>
                       <a:fillRect/>
                     </a:stretch>
@@ -269,17 +268,7 @@
           <w:sz w:val="28"/>
           <w:szCs w:val="28"/>
         </w:rPr>
-        <w:t>1.</w:t>
-      </w:r>
-      <w:r>
-        <w:rPr>
-          <w:rFonts w:ascii="宋体" w:eastAsia="宋体" w:hAnsi="宋体" w:hint="eastAsia"/>
-          <w:b/>
-          <w:bCs/>
-          <w:sz w:val="28"/>
-          <w:szCs w:val="28"/>
-        </w:rPr>
-        <w:t>graph.py</w:t>
+        <w:t>1.graph.py</w:t>
       </w:r>
     </w:p>
     <w:p>
@@ -302,208 +291,187 @@
       <w:pPr>
         <w:ind w:firstLine="480"/>
         <w:rPr>
+          <w:rFonts w:ascii="宋体" w:eastAsia="宋体" w:hAnsi="宋体" w:hint="eastAsia"/>
+          <w:sz w:val="24"/>
+        </w:rPr>
+      </w:pPr>
+      <w:r>
+        <w:rPr>
+          <w:rFonts w:ascii="宋体" w:eastAsia="宋体" w:hAnsi="宋体" w:hint="eastAsia"/>
+          <w:sz w:val="24"/>
+        </w:rPr>
+        <w:t>graph.visualize(</w:t>
+      </w:r>
+      <w:r>
+        <w:rPr>
+          <w:rFonts w:ascii="宋体" w:eastAsia="宋体" w:hAnsi="宋体" w:hint="eastAsia"/>
+          <w:sz w:val="24"/>
+        </w:rPr>
+        <w:t>filename</w:t>
+      </w:r>
+      <w:r>
+        <w:rPr>
+          <w:rFonts w:ascii="宋体" w:eastAsia="宋体" w:hAnsi="宋体" w:hint="eastAsia"/>
+          <w:sz w:val="24"/>
+        </w:rPr>
+        <w:t>)</w:t>
+      </w:r>
+      <w:r>
+        <w:rPr>
+          <w:rFonts w:ascii="宋体" w:eastAsia="宋体" w:hAnsi="宋体" w:hint="eastAsia"/>
+          <w:sz w:val="24"/>
+        </w:rPr>
+        <w:t>可将图导出为 Graphviz dot 格式用于可视化</w:t>
+      </w:r>
+    </w:p>
+    <w:p>
+      <w:pPr>
+        <w:ind w:firstLine="480"/>
+        <w:rPr>
+          <w:rFonts w:ascii="宋体" w:eastAsia="宋体" w:hAnsi="宋体" w:hint="eastAsia"/>
+          <w:sz w:val="24"/>
+        </w:rPr>
+      </w:pPr>
+    </w:p>
+    <w:p>
+      <w:pPr>
+        <w:ind w:firstLine="480"/>
+        <w:rPr>
+          <w:rFonts w:ascii="宋体" w:eastAsia="宋体" w:hAnsi="宋体" w:hint="eastAsia"/>
+          <w:sz w:val="24"/>
+        </w:rPr>
+      </w:pPr>
+      <w:r>
+        <w:rPr>
+          <w:rFonts w:ascii="宋体" w:eastAsia="宋体" w:hAnsi="宋体" w:hint="eastAsia"/>
+          <w:sz w:val="24"/>
+        </w:rPr>
+        <w:t>graph的模式只可能是Tensor与Function交替出现：</w:t>
+      </w:r>
+    </w:p>
+    <w:p>
+      <w:pPr>
+        <w:ind w:firstLine="480"/>
+        <w:rPr>
+          <w:rFonts w:ascii="宋体" w:eastAsia="宋体" w:hAnsi="宋体" w:hint="eastAsia"/>
+          <w:sz w:val="24"/>
+        </w:rPr>
+      </w:pPr>
+      <w:r>
+        <w:rPr>
+          <w:rFonts w:ascii="宋体" w:eastAsia="宋体" w:hAnsi="宋体" w:hint="eastAsia"/>
+          <w:sz w:val="24"/>
+        </w:rPr>
+        <w:t>Tensor -&gt; Function -&gt; Tensor -&gt; ... -&gt; Tensor</w:t>
+      </w:r>
+    </w:p>
+    <w:p>
+      <w:pPr>
+        <w:ind w:firstLine="480"/>
+        <w:rPr>
+          <w:rFonts w:ascii="宋体" w:eastAsia="宋体" w:hAnsi="宋体" w:hint="eastAsia"/>
+          <w:sz w:val="24"/>
+        </w:rPr>
+      </w:pPr>
+    </w:p>
+    <w:p>
+      <w:pPr>
+        <w:ind w:firstLineChars="0" w:firstLine="0"/>
+        <w:rPr>
+          <w:rFonts w:ascii="宋体" w:eastAsia="宋体" w:hAnsi="宋体" w:hint="eastAsia"/>
+          <w:b/>
+          <w:bCs/>
+          <w:sz w:val="28"/>
+          <w:szCs w:val="28"/>
+        </w:rPr>
+      </w:pPr>
+      <w:bookmarkStart w:id="0" w:name="_Hlk226980125"/>
+      <w:r>
+        <w:rPr>
+          <w:rFonts w:ascii="宋体" w:eastAsia="宋体" w:hAnsi="宋体" w:hint="eastAsia"/>
+          <w:b/>
+          <w:bCs/>
+          <w:sz w:val="28"/>
+          <w:szCs w:val="28"/>
+        </w:rPr>
+        <w:t>2.tracer.py</w:t>
+      </w:r>
+    </w:p>
+    <w:bookmarkEnd w:id="0"/>
+    <w:p>
+      <w:pPr>
+        <w:ind w:firstLine="480"/>
+        <w:rPr>
+          <w:rFonts w:ascii="宋体" w:eastAsia="宋体" w:hAnsi="宋体" w:hint="eastAsia"/>
+          <w:sz w:val="24"/>
+        </w:rPr>
+      </w:pPr>
+      <w:r>
+        <w:rPr>
+          <w:rFonts w:ascii="宋体" w:eastAsia="宋体" w:hAnsi="宋体" w:hint="eastAsia"/>
+          <w:sz w:val="24"/>
+        </w:rPr>
+        <w:t>Tracer</w:t>
+      </w:r>
+    </w:p>
+    <w:p>
+      <w:pPr>
+        <w:ind w:firstLine="480"/>
+        <w:rPr>
+          <w:rFonts w:ascii="宋体" w:eastAsia="宋体" w:hAnsi="宋体" w:hint="eastAsia"/>
+          <w:sz w:val="24"/>
+        </w:rPr>
+      </w:pPr>
+      <w:r>
+        <w:rPr>
+          <w:rFonts w:ascii="宋体" w:eastAsia="宋体" w:hAnsi="宋体" w:hint="eastAsia"/>
+          <w:sz w:val="24"/>
+        </w:rPr>
+        <w:t>图记录器：在 Function.__call__ 中被调用，逐步构建计算图。</w:t>
+      </w:r>
+    </w:p>
+    <w:p>
+      <w:pPr>
+        <w:ind w:firstLine="480"/>
+        <w:rPr>
+          <w:rFonts w:ascii="宋体" w:eastAsia="宋体" w:hAnsi="宋体" w:hint="eastAsia"/>
+          <w:sz w:val="24"/>
+        </w:rPr>
+      </w:pPr>
+      <w:r>
+        <w:rPr>
+          <w:rFonts w:ascii="宋体" w:eastAsia="宋体" w:hAnsi="宋体" w:hint="eastAsia"/>
+          <w:sz w:val="24"/>
+        </w:rPr>
+        <w:t>在</w:t>
+      </w:r>
+      <w:r>
+        <w:rPr>
+          <w:rFonts w:ascii="宋体" w:eastAsia="宋体" w:hAnsi="宋体" w:hint="eastAsia"/>
+          <w:sz w:val="24"/>
+        </w:rPr>
+        <w:t>Function.__call__中</w:t>
+      </w:r>
+      <w:r>
+        <w:rPr>
+          <w:rFonts w:ascii="宋体" w:eastAsia="宋体" w:hAnsi="宋体" w:hint="eastAsia"/>
+          <w:sz w:val="24"/>
+        </w:rPr>
+        <w:t>记录输入输出节点：</w:t>
+      </w:r>
+    </w:p>
+    <w:p>
+      <w:pPr>
+        <w:ind w:firstLine="480"/>
+        <w:rPr>
+          <w:rFonts w:ascii="宋体" w:eastAsia="宋体" w:hAnsi="宋体" w:hint="eastAsia"/>
+          <w:sz w:val="24"/>
+        </w:rPr>
+      </w:pPr>
+      <w:r>
+        <w:rPr>
           <w:rFonts w:ascii="宋体" w:eastAsia="宋体" w:hAnsi="宋体"/>
-          <w:sz w:val="24"/>
-        </w:rPr>
-      </w:pPr>
-      <w:r>
-        <w:rPr>
-          <w:rFonts w:ascii="宋体" w:eastAsia="宋体" w:hAnsi="宋体" w:hint="eastAsia"/>
-          <w:sz w:val="24"/>
-        </w:rPr>
-        <w:t>graph.visualize(</w:t>
-      </w:r>
-      <w:r>
-        <w:rPr>
-          <w:rFonts w:ascii="宋体" w:eastAsia="宋体" w:hAnsi="宋体" w:hint="eastAsia"/>
-          <w:sz w:val="24"/>
-        </w:rPr>
-        <w:t>filename</w:t>
-      </w:r>
-      <w:r>
-        <w:rPr>
-          <w:rFonts w:ascii="宋体" w:eastAsia="宋体" w:hAnsi="宋体" w:hint="eastAsia"/>
-          <w:sz w:val="24"/>
-        </w:rPr>
-        <w:t>)</w:t>
-      </w:r>
-      <w:r>
-        <w:rPr>
-          <w:rFonts w:ascii="宋体" w:eastAsia="宋体" w:hAnsi="宋体" w:hint="eastAsia"/>
-          <w:sz w:val="24"/>
-        </w:rPr>
-        <w:t>可将图</w:t>
-      </w:r>
-      <w:r>
-        <w:rPr>
-          <w:rFonts w:ascii="宋体" w:eastAsia="宋体" w:hAnsi="宋体" w:hint="eastAsia"/>
-          <w:sz w:val="24"/>
-        </w:rPr>
-        <w:t>导出为 Graphviz dot 格式用于可视化</w:t>
-      </w:r>
-    </w:p>
-    <w:p>
-      <w:pPr>
-        <w:ind w:firstLine="480"/>
-        <w:rPr>
-          <w:rFonts w:ascii="宋体" w:eastAsia="宋体" w:hAnsi="宋体"/>
-          <w:sz w:val="24"/>
-        </w:rPr>
-      </w:pPr>
-    </w:p>
-    <w:p>
-      <w:pPr>
-        <w:ind w:firstLine="480"/>
-        <w:rPr>
-          <w:rFonts w:ascii="宋体" w:eastAsia="宋体" w:hAnsi="宋体"/>
-          <w:sz w:val="24"/>
-        </w:rPr>
-      </w:pPr>
-      <w:r>
-        <w:rPr>
-          <w:rFonts w:ascii="宋体" w:eastAsia="宋体" w:hAnsi="宋体" w:hint="eastAsia"/>
-          <w:sz w:val="24"/>
-        </w:rPr>
-        <w:t>graph的模式只可能是Tensor与Function交替出现：</w:t>
-      </w:r>
-    </w:p>
-    <w:p>
-      <w:pPr>
-        <w:ind w:firstLine="480"/>
-        <w:rPr>
-          <w:rFonts w:ascii="宋体" w:eastAsia="宋体" w:hAnsi="宋体" w:hint="eastAsia"/>
-          <w:sz w:val="24"/>
-          <w:lang w:val="fr-CA"/>
-        </w:rPr>
-      </w:pPr>
-      <w:r>
-        <w:rPr>
-          <w:rFonts w:ascii="宋体" w:eastAsia="宋体" w:hAnsi="宋体" w:hint="eastAsia"/>
-          <w:sz w:val="24"/>
-          <w:lang w:val="fr-CA"/>
-        </w:rPr>
-        <w:t>Tensor -&gt; Fu</w:t>
-      </w:r>
-      <w:r>
-        <w:rPr>
-          <w:rFonts w:ascii="宋体" w:eastAsia="宋体" w:hAnsi="宋体" w:hint="eastAsia"/>
-          <w:sz w:val="24"/>
-          <w:lang w:val="fr-CA"/>
-        </w:rPr>
-        <w:t>nction -&gt; Tensor -&gt; ... -&gt; Tensor</w:t>
-      </w:r>
-    </w:p>
-    <w:p>
-      <w:pPr>
-        <w:ind w:firstLine="480"/>
-        <w:rPr>
-          <w:rFonts w:ascii="宋体" w:eastAsia="宋体" w:hAnsi="宋体"/>
-          <w:sz w:val="24"/>
-          <w:lang w:val="fr-CA"/>
-        </w:rPr>
-      </w:pPr>
-    </w:p>
-    <w:p>
-      <w:pPr>
-        <w:ind w:firstLineChars="0" w:firstLine="0"/>
-        <w:rPr>
-          <w:rFonts w:ascii="宋体" w:eastAsia="宋体" w:hAnsi="宋体" w:hint="eastAsia"/>
-          <w:b/>
-          <w:bCs/>
-          <w:sz w:val="28"/>
-          <w:szCs w:val="28"/>
-          <w:lang w:val="fr-CA"/>
-        </w:rPr>
-      </w:pPr>
-      <w:bookmarkStart w:id="0" w:name="_Hlk226980125"/>
-      <w:r>
-        <w:rPr>
-          <w:rFonts w:ascii="宋体" w:eastAsia="宋体" w:hAnsi="宋体" w:hint="eastAsia"/>
-          <w:b/>
-          <w:bCs/>
-          <w:sz w:val="28"/>
-          <w:szCs w:val="28"/>
-          <w:lang w:val="fr-CA"/>
-        </w:rPr>
-        <w:t>2.tracer.py</w:t>
-      </w:r>
-    </w:p>
-    <w:bookmarkEnd w:id="0"/>
-    <w:p>
-      <w:pPr>
-        <w:ind w:firstLine="480"/>
-        <w:rPr>
-          <w:rFonts w:ascii="宋体" w:eastAsia="宋体" w:hAnsi="宋体"/>
-          <w:sz w:val="24"/>
-          <w:lang w:val="fr-CA"/>
-        </w:rPr>
-      </w:pPr>
-      <w:r>
-        <w:rPr>
-          <w:rFonts w:ascii="宋体" w:eastAsia="宋体" w:hAnsi="宋体" w:hint="eastAsia"/>
-          <w:sz w:val="24"/>
-          <w:lang w:val="fr-CA"/>
-        </w:rPr>
-        <w:t>Tracer</w:t>
-      </w:r>
-    </w:p>
-    <w:p>
-      <w:pPr>
-        <w:ind w:firstLine="480"/>
-        <w:rPr>
-          <w:rFonts w:ascii="宋体" w:eastAsia="宋体" w:hAnsi="宋体"/>
-          <w:sz w:val="24"/>
-        </w:rPr>
-      </w:pPr>
-      <w:r>
-        <w:rPr>
-          <w:rFonts w:ascii="宋体" w:eastAsia="宋体" w:hAnsi="宋体" w:hint="eastAsia"/>
-          <w:sz w:val="24"/>
-        </w:rPr>
-        <w:t>图记录器：在 Function.__call__ 中被调用，逐步构建计算图。</w:t>
-      </w:r>
-    </w:p>
-    <w:p>
-      <w:pPr>
-        <w:ind w:firstLine="480"/>
-        <w:rPr>
-          <w:rFonts w:ascii="宋体" w:eastAsia="宋体" w:hAnsi="宋体" w:hint="eastAsia"/>
-          <w:sz w:val="24"/>
-        </w:rPr>
-      </w:pPr>
-      <w:r>
-        <w:rPr>
-          <w:rFonts w:ascii="宋体" w:eastAsia="宋体" w:hAnsi="宋体" w:hint="eastAsia"/>
-          <w:sz w:val="24"/>
-        </w:rPr>
-        <w:t>在</w:t>
-      </w:r>
-      <w:r>
-        <w:rPr>
-          <w:rFonts w:ascii="宋体" w:eastAsia="宋体" w:hAnsi="宋体" w:hint="eastAsia"/>
-          <w:sz w:val="24"/>
-        </w:rPr>
-        <w:t>Function.__call__中</w:t>
-      </w:r>
-      <w:r>
-        <w:rPr>
-          <w:rFonts w:ascii="宋体" w:eastAsia="宋体" w:hAnsi="宋体" w:hint="eastAsia"/>
-          <w:sz w:val="24"/>
-        </w:rPr>
-        <w:t>记录输入输出节点：</w:t>
-      </w:r>
-    </w:p>
-    <w:p>
-      <w:pPr>
-        <w:ind w:firstLine="480"/>
-        <w:rPr>
-          <w:rFonts w:ascii="宋体" w:eastAsia="宋体" w:hAnsi="宋体"/>
-          <w:sz w:val="24"/>
-        </w:rPr>
-      </w:pPr>
-      <w:r>
-        <w:rPr>
-          <w:rFonts w:ascii="宋体" w:eastAsia="宋体" w:hAnsi="宋体"/>
+          <w:noProof/>
           <w:sz w:val="24"/>
         </w:rPr>
         <w:drawing>
@@ -522,7 +490,7 @@
                     <pic:cNvPicPr/>
                   </pic:nvPicPr>
                   <pic:blipFill>
-                    <a:blip r:embed="rId6"/>
+                    <a:blip r:embed="rId8"/>
                     <a:stretch>
                       <a:fillRect/>
                     </a:stretch>
@@ -547,16 +515,16 @@
       <w:pPr>
         <w:ind w:firstLine="480"/>
         <w:rPr>
-          <w:rFonts w:ascii="宋体" w:eastAsia="宋体" w:hAnsi="宋体"/>
-          <w:sz w:val="24"/>
-        </w:rPr>
-      </w:pPr>
-    </w:p>
-    <w:p>
-      <w:pPr>
-        <w:ind w:firstLine="480"/>
-        <w:rPr>
-          <w:rFonts w:ascii="宋体" w:eastAsia="宋体" w:hAnsi="宋体"/>
+          <w:rFonts w:ascii="宋体" w:eastAsia="宋体" w:hAnsi="宋体" w:hint="eastAsia"/>
+          <w:sz w:val="24"/>
+        </w:rPr>
+      </w:pPr>
+    </w:p>
+    <w:p>
+      <w:pPr>
+        <w:ind w:firstLine="480"/>
+        <w:rPr>
+          <w:rFonts w:ascii="宋体" w:eastAsia="宋体" w:hAnsi="宋体" w:hint="eastAsia"/>
           <w:sz w:val="24"/>
         </w:rPr>
       </w:pPr>
@@ -605,7 +573,7 @@
       <w:pPr>
         <w:ind w:firstLine="480"/>
         <w:rPr>
-          <w:rFonts w:ascii="宋体" w:eastAsia="宋体" w:hAnsi="宋体"/>
+          <w:rFonts w:ascii="宋体" w:eastAsia="宋体" w:hAnsi="宋体" w:hint="eastAsia"/>
           <w:sz w:val="30"/>
           <w:szCs w:val="30"/>
         </w:rPr>
@@ -613,6 +581,7 @@
       <w:r>
         <w:rPr>
           <w:rFonts w:ascii="宋体" w:eastAsia="宋体" w:hAnsi="宋体"/>
+          <w:noProof/>
           <w:sz w:val="24"/>
         </w:rPr>
         <w:drawing>
@@ -631,7 +600,7 @@
                     <pic:cNvPicPr/>
                   </pic:nvPicPr>
                   <pic:blipFill>
-                    <a:blip r:embed="rId7"/>
+                    <a:blip r:embed="rId9"/>
                     <a:stretch>
                       <a:fillRect/>
                     </a:stretch>
@@ -688,365 +657,294 @@
       <w:pPr>
         <w:ind w:firstLine="482"/>
         <w:rPr>
+          <w:rFonts w:ascii="宋体" w:eastAsia="宋体" w:hAnsi="宋体" w:hint="eastAsia"/>
+          <w:b/>
+          <w:bCs/>
+          <w:sz w:val="24"/>
+        </w:rPr>
+      </w:pPr>
+      <w:r>
+        <w:rPr>
+          <w:rFonts w:ascii="宋体" w:eastAsia="宋体" w:hAnsi="宋体" w:hint="eastAsia"/>
+          <w:b/>
+          <w:bCs/>
+          <w:sz w:val="24"/>
+        </w:rPr>
+        <w:t>NodeMatcher</w:t>
+      </w:r>
+    </w:p>
+    <w:p>
+      <w:pPr>
+        <w:ind w:firstLine="480"/>
+        <w:rPr>
+          <w:rFonts w:ascii="宋体" w:eastAsia="宋体" w:hAnsi="宋体" w:hint="eastAsia"/>
+          <w:sz w:val="24"/>
+        </w:rPr>
+      </w:pPr>
+      <w:r>
+        <w:rPr>
+          <w:rFonts w:ascii="宋体" w:eastAsia="宋体" w:hAnsi="宋体" w:hint="eastAsia"/>
+          <w:sz w:val="24"/>
+        </w:rPr>
+        <w:t>匹配单个节点类型</w:t>
+      </w:r>
+    </w:p>
+    <w:p>
+      <w:pPr>
+        <w:ind w:firstLine="480"/>
+        <w:rPr>
+          <w:rFonts w:ascii="宋体" w:eastAsia="宋体" w:hAnsi="宋体" w:hint="eastAsia"/>
+          <w:sz w:val="24"/>
+        </w:rPr>
+      </w:pPr>
+    </w:p>
+    <w:p>
+      <w:pPr>
+        <w:ind w:firstLine="482"/>
+        <w:rPr>
+          <w:rFonts w:ascii="宋体" w:eastAsia="宋体" w:hAnsi="宋体" w:hint="eastAsia"/>
+          <w:b/>
+          <w:bCs/>
+          <w:sz w:val="24"/>
+        </w:rPr>
+      </w:pPr>
+      <w:r>
+        <w:rPr>
+          <w:rFonts w:ascii="宋体" w:eastAsia="宋体" w:hAnsi="宋体" w:hint="eastAsia"/>
+          <w:b/>
+          <w:bCs/>
+          <w:sz w:val="24"/>
+        </w:rPr>
+        <w:t>FusionPattern</w:t>
+      </w:r>
+    </w:p>
+    <w:p>
+      <w:pPr>
+        <w:ind w:firstLine="480"/>
+        <w:rPr>
+          <w:rFonts w:ascii="宋体" w:eastAsia="宋体" w:hAnsi="宋体" w:hint="eastAsia"/>
+          <w:sz w:val="24"/>
+        </w:rPr>
+      </w:pPr>
+      <w:r>
+        <w:rPr>
+          <w:rFonts w:ascii="宋体" w:eastAsia="宋体" w:hAnsi="宋体" w:hint="eastAsia"/>
+          <w:sz w:val="24"/>
+        </w:rPr>
+        <w:t>描述一个可融合的算子序列模式。</w:t>
+      </w:r>
+    </w:p>
+    <w:p>
+      <w:pPr>
+        <w:ind w:firstLine="480"/>
+        <w:rPr>
+          <w:rFonts w:ascii="宋体" w:eastAsia="宋体" w:hAnsi="宋体" w:hint="eastAsia"/>
+          <w:sz w:val="24"/>
+        </w:rPr>
+      </w:pPr>
+      <w:r>
+        <w:rPr>
+          <w:rFonts w:ascii="宋体" w:eastAsia="宋体" w:hAnsi="宋体" w:hint="eastAsia"/>
+          <w:sz w:val="24"/>
+        </w:rPr>
+        <w:t>目前支持线性链式结构：A -&gt; B -&gt; C ...，每个节点为 Function。</w:t>
+      </w:r>
+    </w:p>
+    <w:p>
+      <w:pPr>
+        <w:ind w:firstLine="480"/>
+        <w:rPr>
+          <w:rFonts w:ascii="宋体" w:eastAsia="宋体" w:hAnsi="宋体" w:hint="eastAsia"/>
+          <w:sz w:val="24"/>
+        </w:rPr>
+      </w:pPr>
+    </w:p>
+    <w:p>
+      <w:pPr>
+        <w:ind w:firstLine="482"/>
+        <w:rPr>
+          <w:rFonts w:ascii="宋体" w:eastAsia="宋体" w:hAnsi="宋体" w:hint="eastAsia"/>
+          <w:b/>
+          <w:bCs/>
+          <w:sz w:val="24"/>
+        </w:rPr>
+      </w:pPr>
+      <w:r>
+        <w:rPr>
+          <w:rFonts w:ascii="宋体" w:eastAsia="宋体" w:hAnsi="宋体" w:hint="eastAsia"/>
+          <w:b/>
+          <w:bCs/>
+          <w:sz w:val="24"/>
+        </w:rPr>
+        <w:t>FusionPattern.match_start(graph, start_node)</w:t>
+      </w:r>
+    </w:p>
+    <w:p>
+      <w:pPr>
+        <w:ind w:firstLine="480"/>
+        <w:rPr>
+          <w:rFonts w:ascii="宋体" w:eastAsia="宋体" w:hAnsi="宋体" w:hint="eastAsia"/>
+          <w:sz w:val="24"/>
+        </w:rPr>
+      </w:pPr>
+      <w:r>
+        <w:rPr>
+          <w:rFonts w:ascii="宋体" w:eastAsia="宋体" w:hAnsi="宋体" w:hint="eastAsia"/>
+          <w:sz w:val="24"/>
+        </w:rPr>
+        <w:t>从 start_node 开始尝试匹配模式。</w:t>
+      </w:r>
+    </w:p>
+    <w:p>
+      <w:pPr>
+        <w:ind w:firstLine="480"/>
+        <w:rPr>
+          <w:rFonts w:ascii="宋体" w:eastAsia="宋体" w:hAnsi="宋体" w:hint="eastAsia"/>
+          <w:sz w:val="24"/>
+        </w:rPr>
+      </w:pPr>
+      <w:r>
+        <w:rPr>
+          <w:rFonts w:ascii="宋体" w:eastAsia="宋体" w:hAnsi="宋体" w:hint="eastAsia"/>
+          <w:sz w:val="24"/>
+        </w:rPr>
+        <w:t>start_node 必须是 Function 节点，且是模式的第一个节点。</w:t>
+      </w:r>
+    </w:p>
+    <w:p>
+      <w:pPr>
+        <w:ind w:firstLine="480"/>
+        <w:rPr>
+          <w:rFonts w:ascii="宋体" w:eastAsia="宋体" w:hAnsi="宋体" w:hint="eastAsia"/>
+          <w:sz w:val="24"/>
+        </w:rPr>
+      </w:pPr>
+      <w:r>
+        <w:rPr>
+          <w:rFonts w:ascii="宋体" w:eastAsia="宋体" w:hAnsi="宋体" w:hint="eastAsia"/>
+          <w:sz w:val="24"/>
+        </w:rPr>
+        <w:t>如果匹配成功，返回 MatchResult；否则返回 None。</w:t>
+      </w:r>
+    </w:p>
+    <w:p>
+      <w:pPr>
+        <w:ind w:firstLine="480"/>
+        <w:rPr>
+          <w:rFonts w:ascii="宋体" w:eastAsia="宋体" w:hAnsi="宋体" w:hint="eastAsia"/>
+          <w:sz w:val="24"/>
+        </w:rPr>
+      </w:pPr>
+    </w:p>
+    <w:p>
+      <w:pPr>
+        <w:ind w:firstLine="482"/>
+        <w:rPr>
+          <w:rFonts w:ascii="宋体" w:eastAsia="宋体" w:hAnsi="宋体" w:hint="eastAsia"/>
+          <w:b/>
+          <w:bCs/>
+          <w:sz w:val="24"/>
+        </w:rPr>
+      </w:pPr>
+      <w:r>
+        <w:rPr>
+          <w:rFonts w:ascii="宋体" w:eastAsia="宋体" w:hAnsi="宋体" w:hint="eastAsia"/>
+          <w:b/>
+          <w:bCs/>
+          <w:sz w:val="24"/>
+        </w:rPr>
+        <w:t>MatchResult</w:t>
+      </w:r>
+    </w:p>
+    <w:p>
+      <w:pPr>
+        <w:ind w:firstLine="480"/>
+        <w:rPr>
+          <w:rFonts w:ascii="宋体" w:eastAsia="宋体" w:hAnsi="宋体" w:hint="eastAsia"/>
+          <w:sz w:val="24"/>
+        </w:rPr>
+      </w:pPr>
+      <w:r>
+        <w:rPr>
+          <w:rFonts w:ascii="宋体" w:eastAsia="宋体" w:hAnsi="宋体" w:hint="eastAsia"/>
+          <w:sz w:val="24"/>
+        </w:rPr>
+        <w:t>存储一个模式匹配的结果</w:t>
+      </w:r>
+    </w:p>
+    <w:p>
+      <w:pPr>
+        <w:ind w:firstLine="480"/>
+        <w:rPr>
+          <w:rFonts w:ascii="宋体" w:eastAsia="宋体" w:hAnsi="宋体" w:hint="eastAsia"/>
+          <w:sz w:val="24"/>
+        </w:rPr>
+      </w:pPr>
+    </w:p>
+    <w:p>
+      <w:pPr>
+        <w:ind w:firstLine="482"/>
+        <w:rPr>
+          <w:rFonts w:ascii="宋体" w:eastAsia="宋体" w:hAnsi="宋体" w:hint="eastAsia"/>
+          <w:b/>
+          <w:bCs/>
+          <w:sz w:val="24"/>
+        </w:rPr>
+      </w:pPr>
+      <w:r>
+        <w:rPr>
+          <w:rFonts w:ascii="宋体" w:eastAsia="宋体" w:hAnsi="宋体" w:hint="eastAsia"/>
+          <w:b/>
+          <w:bCs/>
+          <w:sz w:val="24"/>
+        </w:rPr>
+        <w:t>MatchResult.create_fused_func(graph)</w:t>
+      </w:r>
+    </w:p>
+    <w:p>
+      <w:pPr>
+        <w:ind w:firstLine="480"/>
+        <w:rPr>
+          <w:rFonts w:ascii="宋体" w:eastAsia="宋体" w:hAnsi="宋体" w:hint="eastAsia"/>
+          <w:sz w:val="24"/>
+        </w:rPr>
+      </w:pPr>
+      <w:r>
+        <w:rPr>
+          <w:rFonts w:ascii="宋体" w:eastAsia="宋体" w:hAnsi="宋体" w:hint="eastAsia"/>
+          <w:sz w:val="24"/>
+        </w:rPr>
+        <w:t>根据匹配结果创建融合算子实例，提取必要参数，处理特殊连接</w:t>
+      </w:r>
+    </w:p>
+    <w:p>
+      <w:pPr>
+        <w:ind w:firstLine="480"/>
+        <w:rPr>
+          <w:rFonts w:ascii="宋体" w:eastAsia="宋体" w:hAnsi="宋体" w:hint="eastAsia"/>
+          <w:sz w:val="24"/>
+        </w:rPr>
+      </w:pPr>
+      <w:r>
+        <w:rPr>
+          <w:rFonts w:ascii="宋体" w:eastAsia="宋体" w:hAnsi="宋体" w:hint="eastAsia"/>
+          <w:sz w:val="24"/>
+        </w:rPr>
+        <w:t>例如传递参数：</w:t>
+      </w:r>
+    </w:p>
+    <w:p>
+      <w:pPr>
+        <w:ind w:firstLine="480"/>
+        <w:rPr>
+          <w:rFonts w:ascii="宋体" w:eastAsia="宋体" w:hAnsi="宋体" w:hint="eastAsia"/>
+          <w:sz w:val="24"/>
+        </w:rPr>
+      </w:pPr>
+      <w:r>
+        <w:rPr>
           <w:rFonts w:ascii="宋体" w:eastAsia="宋体" w:hAnsi="宋体"/>
-          <w:b/>
-          <w:bCs/>
-          <w:sz w:val="24"/>
-        </w:rPr>
-      </w:pPr>
-      <w:r>
-        <w:rPr>
-          <w:rFonts w:ascii="宋体" w:eastAsia="宋体" w:hAnsi="宋体" w:hint="eastAsia"/>
-          <w:b/>
-          <w:bCs/>
-          <w:sz w:val="24"/>
-        </w:rPr>
-        <w:t>NodeMatcher</w:t>
-      </w:r>
-    </w:p>
-    <w:p>
-      <w:pPr>
-        <w:ind w:firstLine="480"/>
-        <w:rPr>
-          <w:rFonts w:ascii="宋体" w:eastAsia="宋体" w:hAnsi="宋体"/>
-          <w:sz w:val="24"/>
-        </w:rPr>
-      </w:pPr>
-      <w:r>
-        <w:rPr>
-          <w:rFonts w:ascii="宋体" w:eastAsia="宋体" w:hAnsi="宋体" w:hint="eastAsia"/>
-          <w:sz w:val="24"/>
-        </w:rPr>
-        <w:t>匹配单个节点类型</w:t>
-      </w:r>
-    </w:p>
-    <w:p>
-      <w:pPr>
-        <w:ind w:firstLine="480"/>
-        <w:rPr>
-          <w:rFonts w:ascii="宋体" w:eastAsia="宋体" w:hAnsi="宋体"/>
-          <w:sz w:val="24"/>
-        </w:rPr>
-      </w:pPr>
-    </w:p>
-    <w:p>
-      <w:pPr>
-        <w:ind w:firstLine="482"/>
-        <w:rPr>
-          <w:rFonts w:ascii="宋体" w:eastAsia="宋体" w:hAnsi="宋体"/>
-          <w:b/>
-          <w:bCs/>
-          <w:sz w:val="24"/>
-        </w:rPr>
-      </w:pPr>
-      <w:r>
-        <w:rPr>
-          <w:rFonts w:ascii="宋体" w:eastAsia="宋体" w:hAnsi="宋体" w:hint="eastAsia"/>
-          <w:b/>
-          <w:bCs/>
-          <w:sz w:val="24"/>
-        </w:rPr>
-        <w:t>FusionPattern</w:t>
-      </w:r>
-    </w:p>
-    <w:p>
-      <w:pPr>
-        <w:ind w:firstLine="480"/>
-        <w:rPr>
-          <w:rFonts w:ascii="宋体" w:eastAsia="宋体" w:hAnsi="宋体" w:hint="eastAsia"/>
-          <w:sz w:val="24"/>
-        </w:rPr>
-      </w:pPr>
-      <w:r>
-        <w:rPr>
-          <w:rFonts w:ascii="宋体" w:eastAsia="宋体" w:hAnsi="宋体" w:hint="eastAsia"/>
-          <w:sz w:val="24"/>
-        </w:rPr>
-        <w:t>描述一个可融合的算子序列模式。</w:t>
-      </w:r>
-    </w:p>
-    <w:p>
-      <w:pPr>
-        <w:ind w:firstLine="480"/>
-        <w:rPr>
-          <w:rFonts w:ascii="宋体" w:eastAsia="宋体" w:hAnsi="宋体"/>
-          <w:sz w:val="24"/>
-        </w:rPr>
-      </w:pPr>
-      <w:r>
-        <w:rPr>
-          <w:rFonts w:ascii="宋体" w:eastAsia="宋体" w:hAnsi="宋体" w:hint="eastAsia"/>
-          <w:sz w:val="24"/>
-        </w:rPr>
-        <w:t>目前支持线性链式结构：A -&gt; B -&gt; C ...，每个节点为 Function。</w:t>
-      </w:r>
-    </w:p>
-    <w:p>
-      <w:pPr>
-        <w:ind w:firstLine="480"/>
-        <w:rPr>
-          <w:rFonts w:ascii="宋体" w:eastAsia="宋体" w:hAnsi="宋体"/>
-          <w:sz w:val="24"/>
-        </w:rPr>
-      </w:pPr>
-    </w:p>
-    <w:p>
-      <w:pPr>
-        <w:ind w:firstLine="482"/>
-        <w:rPr>
-          <w:rFonts w:ascii="宋体" w:eastAsia="宋体" w:hAnsi="宋体"/>
-          <w:b/>
-          <w:bCs/>
-          <w:sz w:val="24"/>
-        </w:rPr>
-      </w:pPr>
-      <w:r>
-        <w:rPr>
-          <w:rFonts w:ascii="宋体" w:eastAsia="宋体" w:hAnsi="宋体" w:hint="eastAsia"/>
-          <w:b/>
-          <w:bCs/>
-          <w:sz w:val="24"/>
-        </w:rPr>
-        <w:t>FusionPattern</w:t>
-      </w:r>
-      <w:r>
-        <w:rPr>
-          <w:rFonts w:ascii="宋体" w:eastAsia="宋体" w:hAnsi="宋体" w:hint="eastAsia"/>
-          <w:b/>
-          <w:bCs/>
-          <w:sz w:val="24"/>
-        </w:rPr>
-        <w:t>.</w:t>
-      </w:r>
-      <w:r>
-        <w:rPr>
-          <w:rFonts w:ascii="宋体" w:eastAsia="宋体" w:hAnsi="宋体" w:hint="eastAsia"/>
-          <w:b/>
-          <w:bCs/>
-          <w:sz w:val="24"/>
-        </w:rPr>
-        <w:t>match_start</w:t>
-      </w:r>
-      <w:r>
-        <w:rPr>
-          <w:rFonts w:ascii="宋体" w:eastAsia="宋体" w:hAnsi="宋体" w:hint="eastAsia"/>
-          <w:b/>
-          <w:bCs/>
-          <w:sz w:val="24"/>
-        </w:rPr>
-        <w:t>(</w:t>
-      </w:r>
-      <w:r>
-        <w:rPr>
-          <w:rFonts w:ascii="宋体" w:eastAsia="宋体" w:hAnsi="宋体" w:hint="eastAsia"/>
-          <w:b/>
-          <w:bCs/>
-          <w:sz w:val="24"/>
-        </w:rPr>
-        <w:t>graph</w:t>
-      </w:r>
-      <w:r>
-        <w:rPr>
-          <w:rFonts w:ascii="宋体" w:eastAsia="宋体" w:hAnsi="宋体" w:hint="eastAsia"/>
-          <w:b/>
-          <w:bCs/>
-          <w:sz w:val="24"/>
-        </w:rPr>
-        <w:t>, start_node)</w:t>
-      </w:r>
-    </w:p>
-    <w:p>
-      <w:pPr>
-        <w:ind w:firstLine="480"/>
-        <w:rPr>
-          <w:rFonts w:ascii="宋体" w:eastAsia="宋体" w:hAnsi="宋体"/>
-          <w:sz w:val="24"/>
-        </w:rPr>
-      </w:pPr>
-      <w:r>
-        <w:rPr>
-          <w:rFonts w:ascii="宋体" w:eastAsia="宋体" w:hAnsi="宋体" w:hint="eastAsia"/>
-          <w:sz w:val="24"/>
-        </w:rPr>
-        <w:t>从 start_node 开始尝试匹配模式。</w:t>
-      </w:r>
-    </w:p>
-    <w:p>
-      <w:pPr>
-        <w:ind w:firstLine="480"/>
-        <w:rPr>
-          <w:rFonts w:ascii="宋体" w:eastAsia="宋体" w:hAnsi="宋体" w:hint="eastAsia"/>
-          <w:sz w:val="24"/>
-        </w:rPr>
-      </w:pPr>
-      <w:r>
-        <w:rPr>
-          <w:rFonts w:ascii="宋体" w:eastAsia="宋体" w:hAnsi="宋体" w:hint="eastAsia"/>
-          <w:sz w:val="24"/>
-        </w:rPr>
-        <w:t>start_node 必须是 Function 节点，且是模式的第一个节点。</w:t>
-      </w:r>
-    </w:p>
-    <w:p>
-      <w:pPr>
-        <w:ind w:firstLine="480"/>
-        <w:rPr>
-          <w:rFonts w:ascii="宋体" w:eastAsia="宋体" w:hAnsi="宋体"/>
-          <w:sz w:val="24"/>
-        </w:rPr>
-      </w:pPr>
-      <w:r>
-        <w:rPr>
-          <w:rFonts w:ascii="宋体" w:eastAsia="宋体" w:hAnsi="宋体" w:hint="eastAsia"/>
-          <w:sz w:val="24"/>
-        </w:rPr>
-        <w:t>如果匹配成功，返回 MatchResult；否则返回 None。</w:t>
-      </w:r>
-    </w:p>
-    <w:p>
-      <w:pPr>
-        <w:ind w:firstLine="480"/>
-        <w:rPr>
-          <w:rFonts w:ascii="宋体" w:eastAsia="宋体" w:hAnsi="宋体"/>
-          <w:sz w:val="24"/>
-        </w:rPr>
-      </w:pPr>
-    </w:p>
-    <w:p>
-      <w:pPr>
-        <w:ind w:firstLine="482"/>
-        <w:rPr>
-          <w:rFonts w:ascii="宋体" w:eastAsia="宋体" w:hAnsi="宋体"/>
-          <w:b/>
-          <w:bCs/>
-          <w:sz w:val="24"/>
-        </w:rPr>
-      </w:pPr>
-      <w:r>
-        <w:rPr>
-          <w:rFonts w:ascii="宋体" w:eastAsia="宋体" w:hAnsi="宋体" w:hint="eastAsia"/>
-          <w:b/>
-          <w:bCs/>
-          <w:sz w:val="24"/>
-        </w:rPr>
-        <w:t>MatchResult</w:t>
-      </w:r>
-    </w:p>
-    <w:p>
-      <w:pPr>
-        <w:ind w:firstLine="480"/>
-        <w:rPr>
-          <w:rFonts w:ascii="宋体" w:eastAsia="宋体" w:hAnsi="宋体"/>
-          <w:sz w:val="24"/>
-        </w:rPr>
-      </w:pPr>
-      <w:r>
-        <w:rPr>
-          <w:rFonts w:ascii="宋体" w:eastAsia="宋体" w:hAnsi="宋体" w:hint="eastAsia"/>
-          <w:sz w:val="24"/>
-        </w:rPr>
-        <w:t>存储一个模式匹配的结果</w:t>
-      </w:r>
-    </w:p>
-    <w:p>
-      <w:pPr>
-        <w:ind w:firstLine="480"/>
-        <w:rPr>
-          <w:rFonts w:ascii="宋体" w:eastAsia="宋体" w:hAnsi="宋体"/>
-          <w:sz w:val="24"/>
-        </w:rPr>
-      </w:pPr>
-    </w:p>
-    <w:p>
-      <w:pPr>
-        <w:ind w:firstLine="482"/>
-        <w:rPr>
-          <w:rFonts w:ascii="宋体" w:eastAsia="宋体" w:hAnsi="宋体"/>
-          <w:b/>
-          <w:bCs/>
-          <w:sz w:val="24"/>
-        </w:rPr>
-      </w:pPr>
-      <w:r>
-        <w:rPr>
-          <w:rFonts w:ascii="宋体" w:eastAsia="宋体" w:hAnsi="宋体" w:hint="eastAsia"/>
-          <w:b/>
-          <w:bCs/>
-          <w:sz w:val="24"/>
-        </w:rPr>
-        <w:t>MatchResult</w:t>
-      </w:r>
-      <w:r>
-        <w:rPr>
-          <w:rFonts w:ascii="宋体" w:eastAsia="宋体" w:hAnsi="宋体" w:hint="eastAsia"/>
-          <w:b/>
-          <w:bCs/>
-          <w:sz w:val="24"/>
-        </w:rPr>
-        <w:t>.</w:t>
-      </w:r>
-      <w:r>
-        <w:rPr>
-          <w:rFonts w:ascii="宋体" w:eastAsia="宋体" w:hAnsi="宋体" w:hint="eastAsia"/>
-          <w:b/>
-          <w:bCs/>
-          <w:sz w:val="24"/>
-        </w:rPr>
-        <w:t>create_fused_func</w:t>
-      </w:r>
-      <w:r>
-        <w:rPr>
-          <w:rFonts w:ascii="宋体" w:eastAsia="宋体" w:hAnsi="宋体" w:hint="eastAsia"/>
-          <w:b/>
-          <w:bCs/>
-          <w:sz w:val="24"/>
-        </w:rPr>
-        <w:t>(graph)</w:t>
-      </w:r>
-    </w:p>
-    <w:p>
-      <w:pPr>
-        <w:ind w:firstLine="480"/>
-        <w:rPr>
-          <w:rFonts w:ascii="宋体" w:eastAsia="宋体" w:hAnsi="宋体" w:hint="eastAsia"/>
-          <w:sz w:val="24"/>
-        </w:rPr>
-      </w:pPr>
-      <w:r>
-        <w:rPr>
-          <w:rFonts w:ascii="宋体" w:eastAsia="宋体" w:hAnsi="宋体" w:hint="eastAsia"/>
-          <w:sz w:val="24"/>
-        </w:rPr>
-        <w:t>根据匹配结果创建融合算子实例，提取必要参数，处理特殊连接</w:t>
-      </w:r>
-    </w:p>
-    <w:p>
-      <w:pPr>
-        <w:ind w:firstLine="480"/>
-        <w:rPr>
-          <w:rFonts w:ascii="宋体" w:eastAsia="宋体" w:hAnsi="宋体"/>
-          <w:sz w:val="24"/>
-        </w:rPr>
-      </w:pPr>
-      <w:r>
-        <w:rPr>
-          <w:rFonts w:ascii="宋体" w:eastAsia="宋体" w:hAnsi="宋体" w:hint="eastAsia"/>
-          <w:sz w:val="24"/>
-        </w:rPr>
-        <w:t>例如传递参数：</w:t>
-      </w:r>
-    </w:p>
-    <w:p>
-      <w:pPr>
-        <w:ind w:firstLine="480"/>
-        <w:rPr>
-          <w:rFonts w:ascii="宋体" w:eastAsia="宋体" w:hAnsi="宋体"/>
-          <w:sz w:val="24"/>
-        </w:rPr>
-      </w:pPr>
-      <w:r>
-        <w:rPr>
-          <w:rFonts w:ascii="宋体" w:eastAsia="宋体" w:hAnsi="宋体"/>
+          <w:noProof/>
           <w:sz w:val="24"/>
         </w:rPr>
         <w:lastRenderedPageBreak/>
@@ -1066,7 +964,7 @@
                     <pic:cNvPicPr/>
                   </pic:nvPicPr>
                   <pic:blipFill>
-                    <a:blip r:embed="rId8"/>
+                    <a:blip r:embed="rId10"/>
                     <a:stretch>
                       <a:fillRect/>
                     </a:stretch>
@@ -1091,29 +989,30 @@
       <w:pPr>
         <w:ind w:firstLine="480"/>
         <w:rPr>
+          <w:rFonts w:ascii="宋体" w:eastAsia="宋体" w:hAnsi="宋体" w:hint="eastAsia"/>
+          <w:sz w:val="24"/>
+        </w:rPr>
+      </w:pPr>
+      <w:r>
+        <w:rPr>
+          <w:rFonts w:ascii="宋体" w:eastAsia="宋体" w:hAnsi="宋体" w:hint="eastAsia"/>
+          <w:sz w:val="24"/>
+        </w:rPr>
+        <w:t>或者处理中间特殊连接：</w:t>
+      </w:r>
+    </w:p>
+    <w:p>
+      <w:pPr>
+        <w:ind w:firstLine="480"/>
+        <w:rPr>
+          <w:rFonts w:ascii="宋体" w:eastAsia="宋体" w:hAnsi="宋体" w:hint="eastAsia"/>
+          <w:sz w:val="24"/>
+        </w:rPr>
+      </w:pPr>
+      <w:r>
+        <w:rPr>
           <w:rFonts w:ascii="宋体" w:eastAsia="宋体" w:hAnsi="宋体"/>
-          <w:sz w:val="24"/>
-        </w:rPr>
-      </w:pPr>
-      <w:r>
-        <w:rPr>
-          <w:rFonts w:ascii="宋体" w:eastAsia="宋体" w:hAnsi="宋体" w:hint="eastAsia"/>
-          <w:sz w:val="24"/>
-        </w:rPr>
-        <w:t>或者处理中间特殊连接：</w:t>
-      </w:r>
-    </w:p>
-    <w:p>
-      <w:pPr>
-        <w:ind w:firstLine="480"/>
-        <w:rPr>
-          <w:rFonts w:ascii="宋体" w:eastAsia="宋体" w:hAnsi="宋体"/>
-          <w:sz w:val="24"/>
-        </w:rPr>
-      </w:pPr>
-      <w:r>
-        <w:rPr>
-          <w:rFonts w:ascii="宋体" w:eastAsia="宋体" w:hAnsi="宋体"/>
+          <w:noProof/>
           <w:sz w:val="24"/>
         </w:rPr>
         <w:drawing>
@@ -1132,7 +1031,7 @@
                     <pic:cNvPicPr/>
                   </pic:nvPicPr>
                   <pic:blipFill>
-                    <a:blip r:embed="rId9"/>
+                    <a:blip r:embed="rId11"/>
                     <a:stretch>
                       <a:fillRect/>
                     </a:stretch>
@@ -1157,7 +1056,7 @@
       <w:pPr>
         <w:ind w:firstLine="480"/>
         <w:rPr>
-          <w:rFonts w:ascii="宋体" w:eastAsia="宋体" w:hAnsi="宋体"/>
+          <w:rFonts w:ascii="宋体" w:eastAsia="宋体" w:hAnsi="宋体" w:hint="eastAsia"/>
           <w:sz w:val="24"/>
         </w:rPr>
       </w:pPr>
@@ -1166,36 +1065,27 @@
       <w:pPr>
         <w:ind w:firstLine="482"/>
         <w:rPr>
-          <w:rFonts w:ascii="宋体" w:eastAsia="宋体" w:hAnsi="宋体"/>
-          <w:b/>
-          <w:bCs/>
-          <w:sz w:val="24"/>
-        </w:rPr>
-      </w:pPr>
-      <w:r>
-        <w:rPr>
-          <w:rFonts w:ascii="宋体" w:eastAsia="宋体" w:hAnsi="宋体" w:hint="eastAsia"/>
-          <w:b/>
-          <w:bCs/>
-          <w:sz w:val="24"/>
-        </w:rPr>
-        <w:t>MatchResult.</w:t>
-      </w:r>
-      <w:r>
-        <w:rPr>
-          <w:rFonts w:ascii="宋体" w:eastAsia="宋体" w:hAnsi="宋体" w:hint="eastAsia"/>
-          <w:b/>
-          <w:bCs/>
-          <w:sz w:val="24"/>
-        </w:rPr>
-        <w:t>replace(graph)</w:t>
-      </w:r>
-    </w:p>
-    <w:p>
-      <w:pPr>
-        <w:ind w:firstLine="480"/>
-        <w:rPr>
-          <w:rFonts w:ascii="宋体" w:eastAsia="宋体" w:hAnsi="宋体"/>
+          <w:rFonts w:ascii="宋体" w:eastAsia="宋体" w:hAnsi="宋体" w:hint="eastAsia"/>
+          <w:b/>
+          <w:bCs/>
+          <w:sz w:val="24"/>
+        </w:rPr>
+      </w:pPr>
+      <w:r>
+        <w:rPr>
+          <w:rFonts w:ascii="宋体" w:eastAsia="宋体" w:hAnsi="宋体" w:hint="eastAsia"/>
+          <w:b/>
+          <w:bCs/>
+          <w:sz w:val="24"/>
+        </w:rPr>
+        <w:t>MatchResult.replace(graph)</w:t>
+      </w:r>
+    </w:p>
+    <w:p>
+      <w:pPr>
+        <w:ind w:firstLine="480"/>
+        <w:rPr>
+          <w:rFonts w:ascii="宋体" w:eastAsia="宋体" w:hAnsi="宋体" w:hint="eastAsia"/>
           <w:sz w:val="24"/>
         </w:rPr>
       </w:pPr>
@@ -1211,7 +1101,7 @@
       <w:pPr>
         <w:ind w:firstLine="480"/>
         <w:rPr>
-          <w:rFonts w:ascii="宋体" w:eastAsia="宋体" w:hAnsi="宋体"/>
+          <w:rFonts w:ascii="宋体" w:eastAsia="宋体" w:hAnsi="宋体" w:hint="eastAsia"/>
           <w:sz w:val="24"/>
         </w:rPr>
       </w:pPr>
@@ -1263,7 +1153,7 @@
       <w:pPr>
         <w:ind w:firstLine="480"/>
         <w:rPr>
-          <w:rFonts w:ascii="宋体" w:eastAsia="宋体" w:hAnsi="宋体"/>
+          <w:rFonts w:ascii="宋体" w:eastAsia="宋体" w:hAnsi="宋体" w:hint="eastAsia"/>
           <w:sz w:val="24"/>
         </w:rPr>
       </w:pPr>
@@ -1292,7 +1182,7 @@
       <w:pPr>
         <w:ind w:firstLine="480"/>
         <w:rPr>
-          <w:rFonts w:ascii="宋体" w:eastAsia="宋体" w:hAnsi="宋体"/>
+          <w:rFonts w:ascii="宋体" w:eastAsia="宋体" w:hAnsi="宋体" w:hint="eastAsia"/>
           <w:sz w:val="24"/>
         </w:rPr>
       </w:pPr>
@@ -1322,7 +1212,7 @@
       <w:pPr>
         <w:ind w:firstLine="480"/>
         <w:rPr>
-          <w:rFonts w:ascii="宋体" w:eastAsia="宋体" w:hAnsi="宋体"/>
+          <w:rFonts w:ascii="宋体" w:eastAsia="宋体" w:hAnsi="宋体" w:hint="eastAsia"/>
           <w:sz w:val="24"/>
         </w:rPr>
       </w:pPr>
@@ -1420,229 +1310,194 @@
       <w:pPr>
         <w:ind w:firstLine="482"/>
         <w:rPr>
+          <w:rFonts w:ascii="宋体" w:eastAsia="宋体" w:hAnsi="宋体" w:hint="eastAsia"/>
+          <w:b/>
+          <w:bCs/>
+          <w:sz w:val="24"/>
+        </w:rPr>
+      </w:pPr>
+      <w:r>
+        <w:rPr>
+          <w:rFonts w:ascii="宋体" w:eastAsia="宋体" w:hAnsi="宋体" w:hint="eastAsia"/>
+          <w:b/>
+          <w:bCs/>
+          <w:sz w:val="24"/>
+        </w:rPr>
+        <w:t>GraphOptimizer</w:t>
+      </w:r>
+    </w:p>
+    <w:p>
+      <w:pPr>
+        <w:ind w:firstLine="480"/>
+        <w:rPr>
+          <w:rFonts w:ascii="宋体" w:eastAsia="宋体" w:hAnsi="宋体" w:hint="eastAsia"/>
+          <w:sz w:val="24"/>
+        </w:rPr>
+      </w:pPr>
+      <w:r>
+        <w:rPr>
+          <w:rFonts w:ascii="宋体" w:eastAsia="宋体" w:hAnsi="宋体" w:hint="eastAsia"/>
+          <w:sz w:val="24"/>
+        </w:rPr>
+        <w:t>面向用户的图优化器</w:t>
+      </w:r>
+      <w:r>
+        <w:rPr>
+          <w:rFonts w:ascii="宋体" w:eastAsia="宋体" w:hAnsi="宋体" w:hint="eastAsia"/>
+          <w:sz w:val="24"/>
+        </w:rPr>
+        <w:t>，提供静态工具函数</w:t>
+      </w:r>
+    </w:p>
+    <w:p>
+      <w:pPr>
+        <w:ind w:firstLine="480"/>
+        <w:rPr>
+          <w:rFonts w:ascii="宋体" w:eastAsia="宋体" w:hAnsi="宋体" w:hint="eastAsia"/>
+          <w:sz w:val="24"/>
+        </w:rPr>
+      </w:pPr>
+    </w:p>
+    <w:p>
+      <w:pPr>
+        <w:ind w:firstLine="480"/>
+        <w:rPr>
+          <w:rFonts w:ascii="宋体" w:eastAsia="宋体" w:hAnsi="宋体" w:hint="eastAsia"/>
+          <w:sz w:val="24"/>
+        </w:rPr>
+      </w:pPr>
+      <w:r>
+        <w:rPr>
+          <w:rFonts w:ascii="宋体" w:eastAsia="宋体" w:hAnsi="宋体" w:hint="eastAsia"/>
+          <w:sz w:val="24"/>
+        </w:rPr>
+        <w:t>model_to_graph(model, sample_input)</w:t>
+      </w:r>
+    </w:p>
+    <w:p>
+      <w:pPr>
+        <w:ind w:firstLine="480"/>
+        <w:rPr>
+          <w:rFonts w:ascii="宋体" w:eastAsia="宋体" w:hAnsi="宋体" w:hint="eastAsia"/>
+          <w:sz w:val="24"/>
+        </w:rPr>
+      </w:pPr>
+      <w:r>
+        <w:rPr>
+          <w:rFonts w:ascii="宋体" w:eastAsia="宋体" w:hAnsi="宋体" w:hint="eastAsia"/>
+          <w:sz w:val="24"/>
+        </w:rPr>
+        <w:t>记录一次前向，得到</w:t>
+      </w:r>
+      <w:r>
+        <w:rPr>
+          <w:rFonts w:ascii="宋体" w:eastAsia="宋体" w:hAnsi="宋体" w:hint="eastAsia"/>
+          <w:sz w:val="24"/>
+        </w:rPr>
+        <w:t>静态</w:t>
+      </w:r>
+      <w:r>
+        <w:rPr>
+          <w:rFonts w:ascii="宋体" w:eastAsia="宋体" w:hAnsi="宋体" w:hint="eastAsia"/>
+          <w:sz w:val="24"/>
+        </w:rPr>
+        <w:t>计算图</w:t>
+      </w:r>
+    </w:p>
+    <w:p>
+      <w:pPr>
+        <w:ind w:firstLine="480"/>
+        <w:rPr>
+          <w:rFonts w:ascii="宋体" w:eastAsia="宋体" w:hAnsi="宋体" w:hint="eastAsia"/>
+          <w:sz w:val="24"/>
+        </w:rPr>
+      </w:pPr>
+    </w:p>
+    <w:p>
+      <w:pPr>
+        <w:ind w:firstLine="480"/>
+        <w:rPr>
           <w:rFonts w:ascii="宋体" w:eastAsia="宋体" w:hAnsi="宋体"/>
-          <w:b/>
-          <w:bCs/>
-          <w:sz w:val="24"/>
-        </w:rPr>
-      </w:pPr>
-      <w:r>
-        <w:rPr>
-          <w:rFonts w:ascii="宋体" w:eastAsia="宋体" w:hAnsi="宋体" w:hint="eastAsia"/>
-          <w:b/>
-          <w:bCs/>
-          <w:sz w:val="24"/>
-        </w:rPr>
-        <w:t>GraphOptimizer</w:t>
-      </w:r>
-    </w:p>
-    <w:p>
-      <w:pPr>
-        <w:ind w:firstLine="480"/>
-        <w:rPr>
-          <w:rFonts w:ascii="宋体" w:eastAsia="宋体" w:hAnsi="宋体"/>
-          <w:sz w:val="24"/>
-        </w:rPr>
-      </w:pPr>
-      <w:r>
-        <w:rPr>
-          <w:rFonts w:ascii="宋体" w:eastAsia="宋体" w:hAnsi="宋体" w:hint="eastAsia"/>
-          <w:sz w:val="24"/>
-        </w:rPr>
-        <w:t>面向用户的图优化器</w:t>
-      </w:r>
-    </w:p>
-    <w:p>
-      <w:pPr>
-        <w:ind w:firstLine="480"/>
-        <w:rPr>
-          <w:rFonts w:ascii="宋体" w:eastAsia="宋体" w:hAnsi="宋体"/>
-          <w:sz w:val="24"/>
-        </w:rPr>
-      </w:pPr>
-    </w:p>
-    <w:p>
-      <w:pPr>
-        <w:ind w:firstLine="480"/>
-        <w:rPr>
-          <w:rFonts w:ascii="宋体" w:eastAsia="宋体" w:hAnsi="宋体" w:hint="eastAsia"/>
-          <w:sz w:val="24"/>
-        </w:rPr>
-      </w:pPr>
-      <w:r>
-        <w:rPr>
-          <w:rFonts w:ascii="宋体" w:eastAsia="宋体" w:hAnsi="宋体" w:hint="eastAsia"/>
-          <w:sz w:val="24"/>
-        </w:rPr>
-        <w:t>origin_graph</w:t>
-      </w:r>
-      <w:r>
-        <w:rPr>
-          <w:rFonts w:ascii="宋体" w:eastAsia="宋体" w:hAnsi="宋体" w:hint="eastAsia"/>
-          <w:sz w:val="24"/>
-        </w:rPr>
-        <w:t>()</w:t>
-      </w:r>
-    </w:p>
-    <w:p>
-      <w:pPr>
-        <w:ind w:firstLine="480"/>
-        <w:rPr>
-          <w:rFonts w:ascii="宋体" w:eastAsia="宋体" w:hAnsi="宋体" w:hint="eastAsia"/>
-          <w:sz w:val="24"/>
-        </w:rPr>
-      </w:pPr>
-      <w:r>
-        <w:rPr>
-          <w:rFonts w:ascii="宋体" w:eastAsia="宋体" w:hAnsi="宋体" w:hint="eastAsia"/>
-          <w:sz w:val="24"/>
-        </w:rPr>
-        <w:t>记录一次前向，得到</w:t>
-      </w:r>
-      <w:r>
-        <w:rPr>
-          <w:rFonts w:ascii="宋体" w:eastAsia="宋体" w:hAnsi="宋体" w:hint="eastAsia"/>
-          <w:sz w:val="24"/>
-        </w:rPr>
-        <w:t>原</w:t>
-      </w:r>
-      <w:r>
-        <w:rPr>
-          <w:rFonts w:ascii="宋体" w:eastAsia="宋体" w:hAnsi="宋体" w:hint="eastAsia"/>
-          <w:sz w:val="24"/>
-        </w:rPr>
-        <w:t>计算图</w:t>
-      </w:r>
-    </w:p>
-    <w:p>
-      <w:pPr>
-        <w:ind w:firstLine="480"/>
-        <w:rPr>
-          <w:rFonts w:ascii="宋体" w:eastAsia="宋体" w:hAnsi="宋体"/>
-          <w:sz w:val="24"/>
-        </w:rPr>
-      </w:pPr>
-    </w:p>
-    <w:p>
-      <w:pPr>
-        <w:ind w:firstLine="480"/>
-        <w:rPr>
-          <w:rFonts w:ascii="宋体" w:eastAsia="宋体" w:hAnsi="宋体"/>
-          <w:sz w:val="24"/>
-        </w:rPr>
-      </w:pPr>
-      <w:r>
-        <w:rPr>
-          <w:rFonts w:ascii="宋体" w:eastAsia="宋体" w:hAnsi="宋体" w:hint="eastAsia"/>
-          <w:sz w:val="24"/>
-        </w:rPr>
-        <w:t>optimize</w:t>
-      </w:r>
-      <w:r>
-        <w:rPr>
-          <w:rFonts w:ascii="宋体" w:eastAsia="宋体" w:hAnsi="宋体" w:hint="eastAsia"/>
-          <w:sz w:val="24"/>
-        </w:rPr>
-        <w:t>()</w:t>
-      </w:r>
-    </w:p>
-    <w:p>
-      <w:pPr>
-        <w:ind w:firstLine="480"/>
-        <w:rPr>
-          <w:rFonts w:ascii="宋体" w:eastAsia="宋体" w:hAnsi="宋体"/>
-          <w:sz w:val="24"/>
-        </w:rPr>
-      </w:pPr>
-      <w:r>
-        <w:rPr>
-          <w:rFonts w:ascii="宋体" w:eastAsia="宋体" w:hAnsi="宋体" w:hint="eastAsia"/>
-          <w:sz w:val="24"/>
-        </w:rPr>
-        <w:t>记录一次前向，得到</w:t>
-      </w:r>
-      <w:r>
-        <w:rPr>
-          <w:rFonts w:ascii="宋体" w:eastAsia="宋体" w:hAnsi="宋体" w:hint="eastAsia"/>
-          <w:sz w:val="24"/>
-        </w:rPr>
-        <w:t>融合后</w:t>
-      </w:r>
-      <w:r>
-        <w:rPr>
-          <w:rFonts w:ascii="宋体" w:eastAsia="宋体" w:hAnsi="宋体" w:hint="eastAsia"/>
-          <w:sz w:val="24"/>
-        </w:rPr>
-        <w:t>计算图</w:t>
-      </w:r>
-    </w:p>
-    <w:p>
-      <w:pPr>
-        <w:ind w:firstLine="480"/>
-        <w:rPr>
-          <w:rFonts w:ascii="宋体" w:eastAsia="宋体" w:hAnsi="宋体"/>
-          <w:sz w:val="24"/>
-        </w:rPr>
-      </w:pPr>
-    </w:p>
-    <w:p>
-      <w:pPr>
-        <w:ind w:firstLine="480"/>
-        <w:rPr>
-          <w:rFonts w:ascii="宋体" w:eastAsia="宋体" w:hAnsi="宋体"/>
-          <w:sz w:val="24"/>
-        </w:rPr>
-      </w:pPr>
-      <w:r>
-        <w:rPr>
-          <w:rFonts w:ascii="宋体" w:eastAsia="宋体" w:hAnsi="宋体" w:hint="eastAsia"/>
-          <w:sz w:val="24"/>
-        </w:rPr>
-        <w:t>optimize_to_executor</w:t>
-      </w:r>
-      <w:r>
-        <w:rPr>
-          <w:rFonts w:ascii="宋体" w:eastAsia="宋体" w:hAnsi="宋体" w:hint="eastAsia"/>
-          <w:sz w:val="24"/>
-        </w:rPr>
-        <w:t>()</w:t>
-      </w:r>
-    </w:p>
-    <w:p>
-      <w:pPr>
-        <w:ind w:firstLine="480"/>
-        <w:rPr>
-          <w:rFonts w:ascii="宋体" w:eastAsia="宋体" w:hAnsi="宋体" w:hint="eastAsia"/>
-          <w:sz w:val="24"/>
-        </w:rPr>
-      </w:pPr>
-      <w:r>
-        <w:rPr>
-          <w:rFonts w:ascii="宋体" w:eastAsia="宋体" w:hAnsi="宋体" w:hint="eastAsia"/>
-          <w:sz w:val="24"/>
-        </w:rPr>
-        <w:t>记录一次前向，得到</w:t>
-      </w:r>
-      <w:r>
-        <w:rPr>
-          <w:rFonts w:ascii="宋体" w:eastAsia="宋体" w:hAnsi="宋体" w:hint="eastAsia"/>
-          <w:sz w:val="24"/>
-        </w:rPr>
-        <w:t>融合后</w:t>
-      </w:r>
-      <w:r>
-        <w:rPr>
-          <w:rFonts w:ascii="宋体" w:eastAsia="宋体" w:hAnsi="宋体" w:hint="eastAsia"/>
-          <w:sz w:val="24"/>
-        </w:rPr>
-        <w:t>执行器</w:t>
-      </w:r>
-    </w:p>
-    <w:p>
-      <w:pPr>
-        <w:ind w:firstLine="480"/>
-        <w:rPr>
-          <w:rFonts w:ascii="宋体" w:eastAsia="宋体" w:hAnsi="宋体"/>
+          <w:sz w:val="24"/>
+        </w:rPr>
+      </w:pPr>
+      <w:r>
+        <w:rPr>
+          <w:rFonts w:ascii="宋体" w:eastAsia="宋体" w:hAnsi="宋体" w:hint="eastAsia"/>
+          <w:sz w:val="24"/>
+        </w:rPr>
+        <w:t>graph_to_executor(graph)</w:t>
+      </w:r>
+    </w:p>
+    <w:p>
+      <w:pPr>
+        <w:ind w:firstLine="480"/>
+        <w:rPr>
+          <w:rFonts w:ascii="宋体" w:eastAsia="宋体" w:hAnsi="宋体" w:hint="eastAsia"/>
+          <w:sz w:val="24"/>
+        </w:rPr>
+      </w:pPr>
+      <w:r>
+        <w:rPr>
+          <w:rFonts w:ascii="宋体" w:eastAsia="宋体" w:hAnsi="宋体" w:hint="eastAsia"/>
+          <w:sz w:val="24"/>
+        </w:rPr>
+        <w:t>将计算图转换为执行器</w:t>
+      </w:r>
+    </w:p>
+    <w:p>
+      <w:pPr>
+        <w:ind w:firstLine="480"/>
+        <w:rPr>
+          <w:rFonts w:ascii="宋体" w:eastAsia="宋体" w:hAnsi="宋体" w:hint="eastAsia"/>
+          <w:sz w:val="24"/>
+        </w:rPr>
+      </w:pPr>
+    </w:p>
+    <w:p>
+      <w:pPr>
+        <w:ind w:firstLine="480"/>
+        <w:rPr>
+          <w:rFonts w:ascii="宋体" w:eastAsia="宋体" w:hAnsi="宋体" w:hint="eastAsia"/>
+          <w:sz w:val="24"/>
+        </w:rPr>
+      </w:pPr>
+      <w:r>
+        <w:rPr>
+          <w:rFonts w:ascii="宋体" w:eastAsia="宋体" w:hAnsi="宋体" w:hint="eastAsia"/>
+          <w:sz w:val="24"/>
+        </w:rPr>
+        <w:t>graph_apply_fuse(graph)</w:t>
+      </w:r>
+    </w:p>
+    <w:p>
+      <w:pPr>
+        <w:ind w:firstLine="480"/>
+        <w:rPr>
+          <w:rFonts w:ascii="宋体" w:eastAsia="宋体" w:hAnsi="宋体" w:hint="eastAsia"/>
+          <w:sz w:val="24"/>
+        </w:rPr>
+      </w:pPr>
+      <w:r>
+        <w:rPr>
+          <w:rFonts w:ascii="宋体" w:eastAsia="宋体" w:hAnsi="宋体" w:hint="eastAsia"/>
+          <w:sz w:val="24"/>
+        </w:rPr>
+        <w:t>对计算图应用融合算子优化</w:t>
+      </w:r>
+      <w:r>
+        <w:rPr>
+          <w:rFonts w:ascii="宋体" w:eastAsia="宋体" w:hAnsi="宋体" w:hint="eastAsia"/>
+          <w:sz w:val="24"/>
+        </w:rPr>
+        <w:t>，得到优化后的计算图</w:t>
+      </w:r>
+    </w:p>
+    <w:p>
+      <w:pPr>
+        <w:ind w:firstLine="480"/>
+        <w:rPr>
+          <w:rFonts w:ascii="宋体" w:eastAsia="宋体" w:hAnsi="宋体" w:hint="eastAsia"/>
           <w:sz w:val="24"/>
         </w:rPr>
       </w:pPr>
@@ -1709,7 +1564,7 @@
       <w:pPr>
         <w:ind w:firstLine="482"/>
         <w:rPr>
-          <w:rFonts w:ascii="宋体" w:eastAsia="宋体" w:hAnsi="宋体"/>
+          <w:rFonts w:ascii="宋体" w:eastAsia="宋体" w:hAnsi="宋体" w:hint="eastAsia"/>
           <w:b/>
           <w:bCs/>
           <w:sz w:val="24"/>
@@ -1729,7 +1584,7 @@
       <w:pPr>
         <w:ind w:firstLine="480"/>
         <w:rPr>
-          <w:rFonts w:ascii="宋体" w:eastAsia="宋体" w:hAnsi="宋体"/>
+          <w:rFonts w:ascii="宋体" w:eastAsia="宋体" w:hAnsi="宋体" w:hint="eastAsia"/>
           <w:sz w:val="24"/>
         </w:rPr>
       </w:pPr>
@@ -1745,7 +1600,7 @@
       <w:pPr>
         <w:ind w:firstLine="480"/>
         <w:rPr>
-          <w:rFonts w:ascii="宋体" w:eastAsia="宋体" w:hAnsi="宋体"/>
+          <w:rFonts w:ascii="宋体" w:eastAsia="宋体" w:hAnsi="宋体" w:hint="eastAsia"/>
           <w:sz w:val="24"/>
         </w:rPr>
       </w:pPr>
@@ -1761,16 +1616,16 @@
       <w:pPr>
         <w:ind w:firstLine="480"/>
         <w:rPr>
-          <w:rFonts w:ascii="宋体" w:eastAsia="宋体" w:hAnsi="宋体"/>
-          <w:sz w:val="24"/>
-        </w:rPr>
-      </w:pPr>
-    </w:p>
-    <w:p>
-      <w:pPr>
-        <w:ind w:firstLine="480"/>
-        <w:rPr>
-          <w:rFonts w:ascii="宋体" w:eastAsia="宋体" w:hAnsi="宋体"/>
+          <w:rFonts w:ascii="宋体" w:eastAsia="宋体" w:hAnsi="宋体" w:hint="eastAsia"/>
+          <w:sz w:val="24"/>
+        </w:rPr>
+      </w:pPr>
+    </w:p>
+    <w:p>
+      <w:pPr>
+        <w:ind w:firstLine="480"/>
+        <w:rPr>
+          <w:rFonts w:ascii="宋体" w:eastAsia="宋体" w:hAnsi="宋体" w:hint="eastAsia"/>
           <w:sz w:val="24"/>
         </w:rPr>
       </w:pPr>
@@ -1793,7 +1648,7 @@
       <w:pPr>
         <w:ind w:firstLine="480"/>
         <w:rPr>
-          <w:rFonts w:ascii="宋体" w:eastAsia="宋体" w:hAnsi="宋体"/>
+          <w:rFonts w:ascii="宋体" w:eastAsia="宋体" w:hAnsi="宋体" w:hint="eastAsia"/>
           <w:sz w:val="24"/>
         </w:rPr>
       </w:pPr>
@@ -1832,7 +1687,7 @@
       <w:pPr>
         <w:ind w:firstLine="600"/>
         <w:rPr>
-          <w:rFonts w:ascii="宋体" w:eastAsia="宋体" w:hAnsi="宋体"/>
+          <w:rFonts w:ascii="宋体" w:eastAsia="宋体" w:hAnsi="宋体" w:hint="eastAsia"/>
           <w:sz w:val="30"/>
           <w:szCs w:val="30"/>
         </w:rPr>
@@ -1874,7 +1729,7 @@
       <w:pPr>
         <w:ind w:firstLine="560"/>
         <w:rPr>
-          <w:rFonts w:ascii="宋体" w:eastAsia="宋体" w:hAnsi="宋体"/>
+          <w:rFonts w:ascii="宋体" w:eastAsia="宋体" w:hAnsi="宋体" w:hint="eastAsia"/>
           <w:sz w:val="28"/>
           <w:szCs w:val="28"/>
         </w:rPr>
@@ -1916,7 +1771,7 @@
       <w:pPr>
         <w:ind w:firstLine="560"/>
         <w:rPr>
-          <w:rFonts w:ascii="宋体" w:eastAsia="宋体" w:hAnsi="宋体"/>
+          <w:rFonts w:ascii="宋体" w:eastAsia="宋体" w:hAnsi="宋体" w:hint="eastAsia"/>
           <w:sz w:val="28"/>
           <w:szCs w:val="28"/>
         </w:rPr>
@@ -1943,7 +1798,7 @@
       <w:pPr>
         <w:ind w:firstLine="560"/>
         <w:rPr>
-          <w:rFonts w:ascii="宋体" w:eastAsia="宋体" w:hAnsi="宋体"/>
+          <w:rFonts w:ascii="宋体" w:eastAsia="宋体" w:hAnsi="宋体" w:hint="eastAsia"/>
           <w:sz w:val="28"/>
           <w:szCs w:val="28"/>
         </w:rPr>
@@ -2075,6 +1930,7 @@
       <w:r>
         <w:rPr>
           <w:rFonts w:ascii="宋体" w:eastAsia="宋体" w:hAnsi="宋体"/>
+          <w:noProof/>
           <w:sz w:val="30"/>
           <w:szCs w:val="30"/>
         </w:rPr>
@@ -2095,7 +1951,7 @@
                     <pic:cNvPicPr/>
                   </pic:nvPicPr>
                   <pic:blipFill>
-                    <a:blip r:embed="rId10"/>
+                    <a:blip r:embed="rId12"/>
                     <a:stretch>
                       <a:fillRect/>
                     </a:stretch>
@@ -2120,7 +1976,7 @@
       <w:pPr>
         <w:ind w:firstLine="600"/>
         <w:rPr>
-          <w:rFonts w:ascii="宋体" w:eastAsia="宋体" w:hAnsi="宋体"/>
+          <w:rFonts w:ascii="宋体" w:eastAsia="宋体" w:hAnsi="宋体" w:hint="eastAsia"/>
           <w:sz w:val="30"/>
           <w:szCs w:val="30"/>
         </w:rPr>
@@ -2128,6 +1984,7 @@
       <w:r>
         <w:rPr>
           <w:rFonts w:ascii="宋体" w:eastAsia="宋体" w:hAnsi="宋体"/>
+          <w:noProof/>
           <w:sz w:val="30"/>
           <w:szCs w:val="30"/>
         </w:rPr>
@@ -2147,7 +2004,7 @@
                     <pic:cNvPicPr/>
                   </pic:nvPicPr>
                   <pic:blipFill>
-                    <a:blip r:embed="rId11"/>
+                    <a:blip r:embed="rId13"/>
                     <a:stretch>
                       <a:fillRect/>
                     </a:stretch>
@@ -2172,7 +2029,7 @@
       <w:pPr>
         <w:ind w:firstLineChars="0" w:firstLine="0"/>
         <w:rPr>
-          <w:rFonts w:ascii="宋体" w:eastAsia="宋体" w:hAnsi="宋体"/>
+          <w:rFonts w:ascii="宋体" w:eastAsia="宋体" w:hAnsi="宋体" w:hint="eastAsia"/>
           <w:b/>
           <w:bCs/>
           <w:sz w:val="28"/>
@@ -2195,87 +2052,88 @@
       <w:pPr>
         <w:ind w:firstLineChars="0" w:firstLine="0"/>
         <w:rPr>
+          <w:rFonts w:ascii="宋体" w:eastAsia="宋体" w:hAnsi="宋体" w:hint="eastAsia"/>
+          <w:sz w:val="24"/>
+        </w:rPr>
+      </w:pPr>
+      <w:r>
+        <w:rPr>
+          <w:rFonts w:ascii="宋体" w:eastAsia="宋体" w:hAnsi="宋体" w:hint="eastAsia"/>
+          <w:sz w:val="24"/>
+        </w:rPr>
+        <w:t xml:space="preserve">    以MNIST为例，使用</w:t>
+      </w:r>
+      <w:r>
+        <w:rPr>
+          <w:rFonts w:ascii="宋体" w:eastAsia="宋体" w:hAnsi="宋体" w:hint="eastAsia"/>
+          <w:sz w:val="24"/>
+        </w:rPr>
+        <w:t>修改后的</w:t>
+      </w:r>
+      <w:r>
+        <w:rPr>
+          <w:rFonts w:ascii="宋体" w:eastAsia="宋体" w:hAnsi="宋体" w:hint="eastAsia"/>
+          <w:sz w:val="24"/>
+        </w:rPr>
+        <w:t>LeNet（将</w:t>
+      </w:r>
+      <w:r>
+        <w:rPr>
+          <w:rFonts w:ascii="宋体" w:eastAsia="宋体" w:hAnsi="宋体" w:hint="eastAsia"/>
+          <w:sz w:val="24"/>
+        </w:rPr>
+        <w:t>conv-</w:t>
+      </w:r>
+      <w:r>
+        <w:rPr>
+          <w:rFonts w:ascii="宋体" w:eastAsia="宋体" w:hAnsi="宋体" w:hint="eastAsia"/>
+          <w:sz w:val="24"/>
+        </w:rPr>
+        <w:t>sigmoid替换为</w:t>
+      </w:r>
+      <w:r>
+        <w:rPr>
+          <w:rFonts w:ascii="宋体" w:eastAsia="宋体" w:hAnsi="宋体" w:hint="eastAsia"/>
+          <w:sz w:val="24"/>
+        </w:rPr>
+        <w:t>conv-</w:t>
+      </w:r>
+      <w:r>
+        <w:rPr>
+          <w:rFonts w:ascii="宋体" w:eastAsia="宋体" w:hAnsi="宋体" w:hint="eastAsia"/>
+          <w:sz w:val="24"/>
+        </w:rPr>
+        <w:t>relu）</w:t>
+      </w:r>
+    </w:p>
+    <w:p>
+      <w:pPr>
+        <w:ind w:firstLineChars="0" w:firstLine="0"/>
+        <w:rPr>
+          <w:rFonts w:ascii="宋体" w:eastAsia="宋体" w:hAnsi="宋体" w:hint="eastAsia"/>
+          <w:sz w:val="24"/>
+        </w:rPr>
+      </w:pPr>
+      <w:r>
+        <w:rPr>
+          <w:rFonts w:ascii="宋体" w:eastAsia="宋体" w:hAnsi="宋体" w:hint="eastAsia"/>
+          <w:sz w:val="24"/>
+        </w:rPr>
+        <w:t xml:space="preserve">    融合前：</w:t>
+      </w:r>
+    </w:p>
+    <w:p>
+      <w:pPr>
+        <w:ind w:firstLineChars="0" w:firstLine="0"/>
+        <w:rPr>
+          <w:rFonts w:ascii="宋体" w:eastAsia="宋体" w:hAnsi="宋体" w:hint="eastAsia"/>
+          <w:sz w:val="24"/>
+        </w:rPr>
+      </w:pPr>
+      <w:r>
+        <w:rPr>
           <w:rFonts w:ascii="宋体" w:eastAsia="宋体" w:hAnsi="宋体"/>
-          <w:sz w:val="24"/>
-        </w:rPr>
-      </w:pPr>
-      <w:r>
-        <w:rPr>
-          <w:rFonts w:ascii="宋体" w:eastAsia="宋体" w:hAnsi="宋体" w:hint="eastAsia"/>
-          <w:sz w:val="24"/>
-        </w:rPr>
-        <w:t xml:space="preserve">    以MNIST为例，使用</w:t>
-      </w:r>
-      <w:r>
-        <w:rPr>
-          <w:rFonts w:ascii="宋体" w:eastAsia="宋体" w:hAnsi="宋体" w:hint="eastAsia"/>
-          <w:sz w:val="24"/>
-        </w:rPr>
-        <w:t>修改后的</w:t>
-      </w:r>
-      <w:r>
-        <w:rPr>
-          <w:rFonts w:ascii="宋体" w:eastAsia="宋体" w:hAnsi="宋体" w:hint="eastAsia"/>
-          <w:sz w:val="24"/>
-        </w:rPr>
-        <w:t>LeNet（将</w:t>
-      </w:r>
-      <w:r>
-        <w:rPr>
-          <w:rFonts w:ascii="宋体" w:eastAsia="宋体" w:hAnsi="宋体" w:hint="eastAsia"/>
-          <w:sz w:val="24"/>
-        </w:rPr>
-        <w:t>conv-</w:t>
-      </w:r>
-      <w:r>
-        <w:rPr>
-          <w:rFonts w:ascii="宋体" w:eastAsia="宋体" w:hAnsi="宋体" w:hint="eastAsia"/>
-          <w:sz w:val="24"/>
-        </w:rPr>
-        <w:t>sigmoid替换为</w:t>
-      </w:r>
-      <w:r>
-        <w:rPr>
-          <w:rFonts w:ascii="宋体" w:eastAsia="宋体" w:hAnsi="宋体" w:hint="eastAsia"/>
-          <w:sz w:val="24"/>
-        </w:rPr>
-        <w:t>conv-</w:t>
-      </w:r>
-      <w:r>
-        <w:rPr>
-          <w:rFonts w:ascii="宋体" w:eastAsia="宋体" w:hAnsi="宋体" w:hint="eastAsia"/>
-          <w:sz w:val="24"/>
-        </w:rPr>
-        <w:t>relu）</w:t>
-      </w:r>
-    </w:p>
-    <w:p>
-      <w:pPr>
-        <w:ind w:firstLineChars="0" w:firstLine="0"/>
-        <w:rPr>
-          <w:rFonts w:ascii="宋体" w:eastAsia="宋体" w:hAnsi="宋体"/>
-          <w:sz w:val="24"/>
-        </w:rPr>
-      </w:pPr>
-      <w:r>
-        <w:rPr>
-          <w:rFonts w:ascii="宋体" w:eastAsia="宋体" w:hAnsi="宋体" w:hint="eastAsia"/>
-          <w:sz w:val="24"/>
-        </w:rPr>
-        <w:t xml:space="preserve">    融合前：</w:t>
-      </w:r>
-    </w:p>
-    <w:p>
-      <w:pPr>
-        <w:ind w:firstLineChars="0" w:firstLine="0"/>
-        <w:rPr>
-          <w:rFonts w:ascii="宋体" w:eastAsia="宋体" w:hAnsi="宋体"/>
-          <w:sz w:val="24"/>
-        </w:rPr>
-      </w:pPr>
-      <w:r>
-        <w:rPr>
-          <w:rFonts w:ascii="宋体" w:eastAsia="宋体" w:hAnsi="宋体"/>
+          <w:noProof/>
           <w:sz w:val="24"/>
         </w:rPr>
         <w:drawing>
@@ -2294,7 +2152,7 @@
                     <pic:cNvPicPr/>
                   </pic:nvPicPr>
                   <pic:blipFill>
-                    <a:blip r:embed="rId12"/>
+                    <a:blip r:embed="rId14"/>
                     <a:stretch>
                       <a:fillRect/>
                     </a:stretch>
@@ -2319,13 +2177,14 @@
       <w:pPr>
         <w:ind w:firstLineChars="0" w:firstLine="0"/>
         <w:rPr>
+          <w:rFonts w:ascii="宋体" w:eastAsia="宋体" w:hAnsi="宋体" w:hint="eastAsia"/>
+          <w:sz w:val="24"/>
+        </w:rPr>
+      </w:pPr>
+      <w:r>
+        <w:rPr>
           <w:rFonts w:ascii="宋体" w:eastAsia="宋体" w:hAnsi="宋体"/>
-          <w:sz w:val="24"/>
-        </w:rPr>
-      </w:pPr>
-      <w:r>
-        <w:rPr>
-          <w:rFonts w:ascii="宋体" w:eastAsia="宋体" w:hAnsi="宋体"/>
+          <w:noProof/>
           <w:sz w:val="24"/>
         </w:rPr>
         <w:drawing>
@@ -2344,7 +2203,7 @@
                     <pic:cNvPicPr/>
                   </pic:nvPicPr>
                   <pic:blipFill>
-                    <a:blip r:embed="rId13"/>
+                    <a:blip r:embed="rId15"/>
                     <a:stretch>
                       <a:fillRect/>
                     </a:stretch>
@@ -2376,6 +2235,7 @@
       <w:r>
         <w:rPr>
           <w:rFonts w:ascii="宋体" w:eastAsia="宋体" w:hAnsi="宋体"/>
+          <w:noProof/>
           <w:sz w:val="24"/>
         </w:rPr>
         <w:drawing>
@@ -2394,7 +2254,7 @@
                     <pic:cNvPicPr/>
                   </pic:nvPicPr>
                   <pic:blipFill>
-                    <a:blip r:embed="rId14"/>
+                    <a:blip r:embed="rId16"/>
                     <a:stretch>
                       <a:fillRect/>
                     </a:stretch>
@@ -2419,29 +2279,30 @@
       <w:pPr>
         <w:ind w:firstLineChars="0" w:firstLine="0"/>
         <w:rPr>
+          <w:rFonts w:ascii="宋体" w:eastAsia="宋体" w:hAnsi="宋体" w:hint="eastAsia"/>
+          <w:sz w:val="24"/>
+        </w:rPr>
+      </w:pPr>
+      <w:r>
+        <w:rPr>
+          <w:rFonts w:ascii="宋体" w:eastAsia="宋体" w:hAnsi="宋体" w:hint="eastAsia"/>
+          <w:sz w:val="24"/>
+        </w:rPr>
+        <w:t xml:space="preserve">    融合后：</w:t>
+      </w:r>
+    </w:p>
+    <w:p>
+      <w:pPr>
+        <w:ind w:firstLineChars="0" w:firstLine="0"/>
+        <w:rPr>
+          <w:rFonts w:ascii="宋体" w:eastAsia="宋体" w:hAnsi="宋体" w:hint="eastAsia"/>
+          <w:sz w:val="24"/>
+        </w:rPr>
+      </w:pPr>
+      <w:r>
+        <w:rPr>
           <w:rFonts w:ascii="宋体" w:eastAsia="宋体" w:hAnsi="宋体"/>
-          <w:sz w:val="24"/>
-        </w:rPr>
-      </w:pPr>
-      <w:r>
-        <w:rPr>
-          <w:rFonts w:ascii="宋体" w:eastAsia="宋体" w:hAnsi="宋体" w:hint="eastAsia"/>
-          <w:sz w:val="24"/>
-        </w:rPr>
-        <w:t xml:space="preserve">    融合后：</w:t>
-      </w:r>
-    </w:p>
-    <w:p>
-      <w:pPr>
-        <w:ind w:firstLineChars="0" w:firstLine="0"/>
-        <w:rPr>
-          <w:rFonts w:ascii="宋体" w:eastAsia="宋体" w:hAnsi="宋体"/>
-          <w:sz w:val="24"/>
-        </w:rPr>
-      </w:pPr>
-      <w:r>
-        <w:rPr>
-          <w:rFonts w:ascii="宋体" w:eastAsia="宋体" w:hAnsi="宋体"/>
+          <w:noProof/>
           <w:sz w:val="24"/>
         </w:rPr>
         <w:lastRenderedPageBreak/>
@@ -2461,7 +2322,7 @@
                     <pic:cNvPicPr/>
                   </pic:nvPicPr>
                   <pic:blipFill>
-                    <a:blip r:embed="rId15"/>
+                    <a:blip r:embed="rId17"/>
                     <a:stretch>
                       <a:fillRect/>
                     </a:stretch>
@@ -2486,13 +2347,14 @@
       <w:pPr>
         <w:ind w:firstLineChars="0" w:firstLine="0"/>
         <w:rPr>
+          <w:rFonts w:ascii="宋体" w:eastAsia="宋体" w:hAnsi="宋体" w:hint="eastAsia"/>
+          <w:sz w:val="24"/>
+        </w:rPr>
+      </w:pPr>
+      <w:r>
+        <w:rPr>
           <w:rFonts w:ascii="宋体" w:eastAsia="宋体" w:hAnsi="宋体"/>
-          <w:sz w:val="24"/>
-        </w:rPr>
-      </w:pPr>
-      <w:r>
-        <w:rPr>
-          <w:rFonts w:ascii="宋体" w:eastAsia="宋体" w:hAnsi="宋体"/>
+          <w:noProof/>
           <w:sz w:val="24"/>
         </w:rPr>
         <w:drawing>
@@ -2511,7 +2373,7 @@
                     <pic:cNvPicPr/>
                   </pic:nvPicPr>
                   <pic:blipFill>
-                    <a:blip r:embed="rId16"/>
+                    <a:blip r:embed="rId18"/>
                     <a:stretch>
                       <a:fillRect/>
                     </a:stretch>
@@ -2536,13 +2398,14 @@
       <w:pPr>
         <w:ind w:firstLineChars="0" w:firstLine="0"/>
         <w:rPr>
+          <w:rFonts w:ascii="宋体" w:eastAsia="宋体" w:hAnsi="宋体" w:hint="eastAsia"/>
+          <w:sz w:val="24"/>
+        </w:rPr>
+      </w:pPr>
+      <w:r>
+        <w:rPr>
           <w:rFonts w:ascii="宋体" w:eastAsia="宋体" w:hAnsi="宋体"/>
-          <w:sz w:val="24"/>
-        </w:rPr>
-      </w:pPr>
-      <w:r>
-        <w:rPr>
-          <w:rFonts w:ascii="宋体" w:eastAsia="宋体" w:hAnsi="宋体"/>
+          <w:noProof/>
           <w:sz w:val="24"/>
         </w:rPr>
         <w:drawing>
@@ -2561,7 +2424,7 @@
                     <pic:cNvPicPr/>
                   </pic:nvPicPr>
                   <pic:blipFill>
-                    <a:blip r:embed="rId17"/>
+                    <a:blip r:embed="rId19"/>
                     <a:stretch>
                       <a:fillRect/>
                     </a:stretch>
@@ -2819,7 +2682,7 @@
       <w:pPr>
         <w:ind w:firstLineChars="0" w:firstLine="0"/>
         <w:rPr>
-          <w:rFonts w:ascii="宋体" w:eastAsia="宋体" w:hAnsi="宋体"/>
+          <w:rFonts w:ascii="宋体" w:eastAsia="宋体" w:hAnsi="宋体" w:hint="eastAsia"/>
           <w:sz w:val="24"/>
         </w:rPr>
       </w:pPr>
@@ -2856,6 +2719,12 @@
       </w:r>
     </w:p>
     <w:sectPr>
+      <w:headerReference w:type="even" r:id="rId20"/>
+      <w:headerReference w:type="default" r:id="rId21"/>
+      <w:footerReference w:type="even" r:id="rId22"/>
+      <w:footerReference w:type="default" r:id="rId23"/>
+      <w:headerReference w:type="first" r:id="rId24"/>
+      <w:footerReference w:type="first" r:id="rId25"/>
       <w:pgSz w:w="11906" w:h="16838"/>
       <w:pgMar w:top="1440" w:right="1800" w:bottom="1440" w:left="1800" w:header="851" w:footer="992" w:gutter="0"/>
       <w:cols w:space="425"/>
@@ -2863,6 +2732,156 @@
     </w:sectPr>
   </w:body>
 </w:document>
+</file>
+
+<file path=word/endnotes.xml><?xml version="1.0" encoding="utf-8"?>
+<w:endnotes xmlns:wpc="http://schemas.microsoft.com/office/word/2010/wordprocessingCanvas" xmlns:cx="http://schemas.microsoft.com/office/drawing/2014/chartex" xmlns:cx1="http://schemas.microsoft.com/office/drawing/2015/9/8/chartex" xmlns:cx2="http://schemas.microsoft.com/office/drawing/2015/10/21/chartex" xmlns:cx3="http://schemas.microsoft.com/office/drawing/2016/5/9/chartex" xmlns:cx4="http://schemas.microsoft.com/office/drawing/2016/5/10/chartex" xmlns:cx5="http://schemas.microsoft.com/office/drawing/2016/5/11/chartex" xmlns:cx6="http://schemas.microsoft.com/office/drawing/2016/5/12/chartex" xmlns:cx7="http://schemas.microsoft.com/office/drawing/2016/5/13/chartex" xmlns:cx8="http://schemas.microsoft.com/office/drawing/2016/5/14/chartex" xmlns:mc="http://schemas.openxmlformats.org/markup-compatibility/2006" xmlns:aink="http://schemas.microsoft.com/office/drawing/2016/ink" xmlns:am3d="http://schemas.microsoft.com/office/drawing/2017/model3d" xmlns:o="urn:schemas-microsoft-com:office:office" xmlns:oel="http://schemas.microsoft.com/office/2019/extlst" xmlns:r="http://schemas.openxmlformats.org/officeDocument/2006/relationships" xmlns:m="http://schemas.openxmlformats.org/officeDocument/2006/math" xmlns:v="urn:schemas-microsoft-com:vml" xmlns:wp14="http://schemas.microsoft.com/office/word/2010/wordprocessingDrawing" xmlns:wp="http://schemas.openxmlformats.org/drawingml/2006/wordprocessingDrawing" xmlns:w10="urn:schemas-microsoft-com:office:word" xmlns:w="http://schemas.openxmlformats.org/wordprocessingml/2006/main" xmlns:w14="http://schemas.microsoft.com/office/word/2010/wordml" xmlns:w15="http://schemas.microsoft.com/office/word/2012/wordml" xmlns:w16cex="http://schemas.microsoft.com/office/word/2018/wordml/cex" xmlns:w16cid="http://schemas.microsoft.com/office/word/2016/wordml/cid" xmlns:w16="http://schemas.microsoft.com/office/word/2018/wordml" xmlns:w16du="http://schemas.microsoft.com/office/word/2023/wordml/word16du" xmlns:w16sdtdh="http://schemas.microsoft.com/office/word/2020/wordml/sdtdatahash" xmlns:w16se="http://schemas.microsoft.com/office/word/2015/wordml/symex" xmlns:wpg="http://schemas.microsoft.com/office/word/2010/wordprocessingGroup" xmlns:wpi="http://schemas.microsoft.com/office/word/2010/wordprocessingInk" xmlns:wne="http://schemas.microsoft.com/office/word/2006/wordml" xmlns:wps="http://schemas.microsoft.com/office/word/2010/wordprocessingShape" mc:Ignorable="w14 w15 w16se w16cid w16 w16cex w16sdtdh w16du wp14">
+  <w:endnote w:type="separator" w:id="-1">
+    <w:p>
+      <w:pPr>
+        <w:spacing w:after="0" w:line="240" w:lineRule="auto"/>
+        <w:ind w:firstLine="440"/>
+        <w:rPr>
+          <w:rFonts w:hint="eastAsia"/>
+        </w:rPr>
+      </w:pPr>
+      <w:r>
+        <w:separator/>
+      </w:r>
+    </w:p>
+  </w:endnote>
+  <w:endnote w:type="continuationSeparator" w:id="0">
+    <w:p>
+      <w:pPr>
+        <w:spacing w:after="0" w:line="240" w:lineRule="auto"/>
+        <w:ind w:firstLine="440"/>
+        <w:rPr>
+          <w:rFonts w:hint="eastAsia"/>
+        </w:rPr>
+      </w:pPr>
+      <w:r>
+        <w:continuationSeparator/>
+      </w:r>
+    </w:p>
+  </w:endnote>
+</w:endnotes>
+</file>
+
+<file path=word/footer1.xml><?xml version="1.0" encoding="utf-8"?>
+<w:ftr xmlns:wpc="http://schemas.microsoft.com/office/word/2010/wordprocessingCanvas" xmlns:cx="http://schemas.microsoft.com/office/drawing/2014/chartex" xmlns:cx1="http://schemas.microsoft.com/office/drawing/2015/9/8/chartex" xmlns:cx2="http://schemas.microsoft.com/office/drawing/2015/10/21/chartex" xmlns:cx3="http://schemas.microsoft.com/office/drawing/2016/5/9/chartex" xmlns:cx4="http://schemas.microsoft.com/office/drawing/2016/5/10/chartex" xmlns:cx5="http://schemas.microsoft.com/office/drawing/2016/5/11/chartex" xmlns:cx6="http://schemas.microsoft.com/office/drawing/2016/5/12/chartex" xmlns:cx7="http://schemas.microsoft.com/office/drawing/2016/5/13/chartex" xmlns:cx8="http://schemas.microsoft.com/office/drawing/2016/5/14/chartex" xmlns:mc="http://schemas.openxmlformats.org/markup-compatibility/2006" xmlns:aink="http://schemas.microsoft.com/office/drawing/2016/ink" xmlns:am3d="http://schemas.microsoft.com/office/drawing/2017/model3d" xmlns:o="urn:schemas-microsoft-com:office:office" xmlns:oel="http://schemas.microsoft.com/office/2019/extlst" xmlns:r="http://schemas.openxmlformats.org/officeDocument/2006/relationships" xmlns:m="http://schemas.openxmlformats.org/officeDocument/2006/math" xmlns:v="urn:schemas-microsoft-com:vml" xmlns:wp14="http://schemas.microsoft.com/office/word/2010/wordprocessingDrawing" xmlns:wp="http://schemas.openxmlformats.org/drawingml/2006/wordprocessingDrawing" xmlns:w10="urn:schemas-microsoft-com:office:word" xmlns:w="http://schemas.openxmlformats.org/wordprocessingml/2006/main" xmlns:w14="http://schemas.microsoft.com/office/word/2010/wordml" xmlns:w15="http://schemas.microsoft.com/office/word/2012/wordml" xmlns:w16cex="http://schemas.microsoft.com/office/word/2018/wordml/cex" xmlns:w16cid="http://schemas.microsoft.com/office/word/2016/wordml/cid" xmlns:w16="http://schemas.microsoft.com/office/word/2018/wordml" xmlns:w16du="http://schemas.microsoft.com/office/word/2023/wordml/word16du" xmlns:w16sdtdh="http://schemas.microsoft.com/office/word/2020/wordml/sdtdatahash" xmlns:w16se="http://schemas.microsoft.com/office/word/2015/wordml/symex" xmlns:wpg="http://schemas.microsoft.com/office/word/2010/wordprocessingGroup" xmlns:wpi="http://schemas.microsoft.com/office/word/2010/wordprocessingInk" xmlns:wne="http://schemas.microsoft.com/office/word/2006/wordml" xmlns:wps="http://schemas.microsoft.com/office/word/2010/wordprocessingShape" mc:Ignorable="w14 w15 w16se w16cid w16 w16cex w16sdtdh w16du wp14">
+  <w:p>
+    <w:pPr>
+      <w:pStyle w:val="a6"/>
+      <w:ind w:firstLine="360"/>
+      <w:rPr>
+        <w:rFonts w:hint="eastAsia"/>
+      </w:rPr>
+    </w:pPr>
+  </w:p>
+</w:ftr>
+</file>
+
+<file path=word/footer2.xml><?xml version="1.0" encoding="utf-8"?>
+<w:ftr xmlns:wpc="http://schemas.microsoft.com/office/word/2010/wordprocessingCanvas" xmlns:cx="http://schemas.microsoft.com/office/drawing/2014/chartex" xmlns:cx1="http://schemas.microsoft.com/office/drawing/2015/9/8/chartex" xmlns:cx2="http://schemas.microsoft.com/office/drawing/2015/10/21/chartex" xmlns:cx3="http://schemas.microsoft.com/office/drawing/2016/5/9/chartex" xmlns:cx4="http://schemas.microsoft.com/office/drawing/2016/5/10/chartex" xmlns:cx5="http://schemas.microsoft.com/office/drawing/2016/5/11/chartex" xmlns:cx6="http://schemas.microsoft.com/office/drawing/2016/5/12/chartex" xmlns:cx7="http://schemas.microsoft.com/office/drawing/2016/5/13/chartex" xmlns:cx8="http://schemas.microsoft.com/office/drawing/2016/5/14/chartex" xmlns:mc="http://schemas.openxmlformats.org/markup-compatibility/2006" xmlns:aink="http://schemas.microsoft.com/office/drawing/2016/ink" xmlns:am3d="http://schemas.microsoft.com/office/drawing/2017/model3d" xmlns:o="urn:schemas-microsoft-com:office:office" xmlns:oel="http://schemas.microsoft.com/office/2019/extlst" xmlns:r="http://schemas.openxmlformats.org/officeDocument/2006/relationships" xmlns:m="http://schemas.openxmlformats.org/officeDocument/2006/math" xmlns:v="urn:schemas-microsoft-com:vml" xmlns:wp14="http://schemas.microsoft.com/office/word/2010/wordprocessingDrawing" xmlns:wp="http://schemas.openxmlformats.org/drawingml/2006/wordprocessingDrawing" xmlns:w10="urn:schemas-microsoft-com:office:word" xmlns:w="http://schemas.openxmlformats.org/wordprocessingml/2006/main" xmlns:w14="http://schemas.microsoft.com/office/word/2010/wordml" xmlns:w15="http://schemas.microsoft.com/office/word/2012/wordml" xmlns:w16cex="http://schemas.microsoft.com/office/word/2018/wordml/cex" xmlns:w16cid="http://schemas.microsoft.com/office/word/2016/wordml/cid" xmlns:w16="http://schemas.microsoft.com/office/word/2018/wordml" xmlns:w16du="http://schemas.microsoft.com/office/word/2023/wordml/word16du" xmlns:w16sdtdh="http://schemas.microsoft.com/office/word/2020/wordml/sdtdatahash" xmlns:w16se="http://schemas.microsoft.com/office/word/2015/wordml/symex" xmlns:wpg="http://schemas.microsoft.com/office/word/2010/wordprocessingGroup" xmlns:wpi="http://schemas.microsoft.com/office/word/2010/wordprocessingInk" xmlns:wne="http://schemas.microsoft.com/office/word/2006/wordml" xmlns:wps="http://schemas.microsoft.com/office/word/2010/wordprocessingShape" mc:Ignorable="w14 w15 w16se w16cid w16 w16cex w16sdtdh w16du wp14">
+  <w:p>
+    <w:pPr>
+      <w:pStyle w:val="a6"/>
+      <w:ind w:firstLine="360"/>
+      <w:rPr>
+        <w:rFonts w:hint="eastAsia"/>
+      </w:rPr>
+    </w:pPr>
+  </w:p>
+</w:ftr>
+</file>
+
+<file path=word/footer3.xml><?xml version="1.0" encoding="utf-8"?>
+<w:ftr xmlns:wpc="http://schemas.microsoft.com/office/word/2010/wordprocessingCanvas" xmlns:cx="http://schemas.microsoft.com/office/drawing/2014/chartex" xmlns:cx1="http://schemas.microsoft.com/office/drawing/2015/9/8/chartex" xmlns:cx2="http://schemas.microsoft.com/office/drawing/2015/10/21/chartex" xmlns:cx3="http://schemas.microsoft.com/office/drawing/2016/5/9/chartex" xmlns:cx4="http://schemas.microsoft.com/office/drawing/2016/5/10/chartex" xmlns:cx5="http://schemas.microsoft.com/office/drawing/2016/5/11/chartex" xmlns:cx6="http://schemas.microsoft.com/office/drawing/2016/5/12/chartex" xmlns:cx7="http://schemas.microsoft.com/office/drawing/2016/5/13/chartex" xmlns:cx8="http://schemas.microsoft.com/office/drawing/2016/5/14/chartex" xmlns:mc="http://schemas.openxmlformats.org/markup-compatibility/2006" xmlns:aink="http://schemas.microsoft.com/office/drawing/2016/ink" xmlns:am3d="http://schemas.microsoft.com/office/drawing/2017/model3d" xmlns:o="urn:schemas-microsoft-com:office:office" xmlns:oel="http://schemas.microsoft.com/office/2019/extlst" xmlns:r="http://schemas.openxmlformats.org/officeDocument/2006/relationships" xmlns:m="http://schemas.openxmlformats.org/officeDocument/2006/math" xmlns:v="urn:schemas-microsoft-com:vml" xmlns:wp14="http://schemas.microsoft.com/office/word/2010/wordprocessingDrawing" xmlns:wp="http://schemas.openxmlformats.org/drawingml/2006/wordprocessingDrawing" xmlns:w10="urn:schemas-microsoft-com:office:word" xmlns:w="http://schemas.openxmlformats.org/wordprocessingml/2006/main" xmlns:w14="http://schemas.microsoft.com/office/word/2010/wordml" xmlns:w15="http://schemas.microsoft.com/office/word/2012/wordml" xmlns:w16cex="http://schemas.microsoft.com/office/word/2018/wordml/cex" xmlns:w16cid="http://schemas.microsoft.com/office/word/2016/wordml/cid" xmlns:w16="http://schemas.microsoft.com/office/word/2018/wordml" xmlns:w16du="http://schemas.microsoft.com/office/word/2023/wordml/word16du" xmlns:w16sdtdh="http://schemas.microsoft.com/office/word/2020/wordml/sdtdatahash" xmlns:w16se="http://schemas.microsoft.com/office/word/2015/wordml/symex" xmlns:wpg="http://schemas.microsoft.com/office/word/2010/wordprocessingGroup" xmlns:wpi="http://schemas.microsoft.com/office/word/2010/wordprocessingInk" xmlns:wne="http://schemas.microsoft.com/office/word/2006/wordml" xmlns:wps="http://schemas.microsoft.com/office/word/2010/wordprocessingShape" mc:Ignorable="w14 w15 w16se w16cid w16 w16cex w16sdtdh w16du wp14">
+  <w:p>
+    <w:pPr>
+      <w:pStyle w:val="a6"/>
+      <w:ind w:firstLine="360"/>
+      <w:rPr>
+        <w:rFonts w:hint="eastAsia"/>
+      </w:rPr>
+    </w:pPr>
+  </w:p>
+</w:ftr>
+</file>
+
+<file path=word/footnotes.xml><?xml version="1.0" encoding="utf-8"?>
+<w:footnotes xmlns:wpc="http://schemas.microsoft.com/office/word/2010/wordprocessingCanvas" xmlns:cx="http://schemas.microsoft.com/office/drawing/2014/chartex" xmlns:cx1="http://schemas.microsoft.com/office/drawing/2015/9/8/chartex" xmlns:cx2="http://schemas.microsoft.com/office/drawing/2015/10/21/chartex" xmlns:cx3="http://schemas.microsoft.com/office/drawing/2016/5/9/chartex" xmlns:cx4="http://schemas.microsoft.com/office/drawing/2016/5/10/chartex" xmlns:cx5="http://schemas.microsoft.com/office/drawing/2016/5/11/chartex" xmlns:cx6="http://schemas.microsoft.com/office/drawing/2016/5/12/chartex" xmlns:cx7="http://schemas.microsoft.com/office/drawing/2016/5/13/chartex" xmlns:cx8="http://schemas.microsoft.com/office/drawing/2016/5/14/chartex" xmlns:mc="http://schemas.openxmlformats.org/markup-compatibility/2006" xmlns:aink="http://schemas.microsoft.com/office/drawing/2016/ink" xmlns:am3d="http://schemas.microsoft.com/office/drawing/2017/model3d" xmlns:o="urn:schemas-microsoft-com:office:office" xmlns:oel="http://schemas.microsoft.com/office/2019/extlst" xmlns:r="http://schemas.openxmlformats.org/officeDocument/2006/relationships" xmlns:m="http://schemas.openxmlformats.org/officeDocument/2006/math" xmlns:v="urn:schemas-microsoft-com:vml" xmlns:wp14="http://schemas.microsoft.com/office/word/2010/wordprocessingDrawing" xmlns:wp="http://schemas.openxmlformats.org/drawingml/2006/wordprocessingDrawing" xmlns:w10="urn:schemas-microsoft-com:office:word" xmlns:w="http://schemas.openxmlformats.org/wordprocessingml/2006/main" xmlns:w14="http://schemas.microsoft.com/office/word/2010/wordml" xmlns:w15="http://schemas.microsoft.com/office/word/2012/wordml" xmlns:w16cex="http://schemas.microsoft.com/office/word/2018/wordml/cex" xmlns:w16cid="http://schemas.microsoft.com/office/word/2016/wordml/cid" xmlns:w16="http://schemas.microsoft.com/office/word/2018/wordml" xmlns:w16du="http://schemas.microsoft.com/office/word/2023/wordml/word16du" xmlns:w16sdtdh="http://schemas.microsoft.com/office/word/2020/wordml/sdtdatahash" xmlns:w16se="http://schemas.microsoft.com/office/word/2015/wordml/symex" xmlns:wpg="http://schemas.microsoft.com/office/word/2010/wordprocessingGroup" xmlns:wpi="http://schemas.microsoft.com/office/word/2010/wordprocessingInk" xmlns:wne="http://schemas.microsoft.com/office/word/2006/wordml" xmlns:wps="http://schemas.microsoft.com/office/word/2010/wordprocessingShape" mc:Ignorable="w14 w15 w16se w16cid w16 w16cex w16sdtdh w16du wp14">
+  <w:footnote w:type="separator" w:id="-1">
+    <w:p>
+      <w:pPr>
+        <w:spacing w:after="0" w:line="240" w:lineRule="auto"/>
+        <w:ind w:firstLine="440"/>
+        <w:rPr>
+          <w:rFonts w:hint="eastAsia"/>
+        </w:rPr>
+      </w:pPr>
+      <w:r>
+        <w:separator/>
+      </w:r>
+    </w:p>
+  </w:footnote>
+  <w:footnote w:type="continuationSeparator" w:id="0">
+    <w:p>
+      <w:pPr>
+        <w:spacing w:after="0" w:line="240" w:lineRule="auto"/>
+        <w:ind w:firstLine="440"/>
+        <w:rPr>
+          <w:rFonts w:hint="eastAsia"/>
+        </w:rPr>
+      </w:pPr>
+      <w:r>
+        <w:continuationSeparator/>
+      </w:r>
+    </w:p>
+  </w:footnote>
+</w:footnotes>
+</file>
+
+<file path=word/header1.xml><?xml version="1.0" encoding="utf-8"?>
+<w:hdr xmlns:wpc="http://schemas.microsoft.com/office/word/2010/wordprocessingCanvas" xmlns:cx="http://schemas.microsoft.com/office/drawing/2014/chartex" xmlns:cx1="http://schemas.microsoft.com/office/drawing/2015/9/8/chartex" xmlns:cx2="http://schemas.microsoft.com/office/drawing/2015/10/21/chartex" xmlns:cx3="http://schemas.microsoft.com/office/drawing/2016/5/9/chartex" xmlns:cx4="http://schemas.microsoft.com/office/drawing/2016/5/10/chartex" xmlns:cx5="http://schemas.microsoft.com/office/drawing/2016/5/11/chartex" xmlns:cx6="http://schemas.microsoft.com/office/drawing/2016/5/12/chartex" xmlns:cx7="http://schemas.microsoft.com/office/drawing/2016/5/13/chartex" xmlns:cx8="http://schemas.microsoft.com/office/drawing/2016/5/14/chartex" xmlns:mc="http://schemas.openxmlformats.org/markup-compatibility/2006" xmlns:aink="http://schemas.microsoft.com/office/drawing/2016/ink" xmlns:am3d="http://schemas.microsoft.com/office/drawing/2017/model3d" xmlns:o="urn:schemas-microsoft-com:office:office" xmlns:oel="http://schemas.microsoft.com/office/2019/extlst" xmlns:r="http://schemas.openxmlformats.org/officeDocument/2006/relationships" xmlns:m="http://schemas.openxmlformats.org/officeDocument/2006/math" xmlns:v="urn:schemas-microsoft-com:vml" xmlns:wp14="http://schemas.microsoft.com/office/word/2010/wordprocessingDrawing" xmlns:wp="http://schemas.openxmlformats.org/drawingml/2006/wordprocessingDrawing" xmlns:w10="urn:schemas-microsoft-com:office:word" xmlns:w="http://schemas.openxmlformats.org/wordprocessingml/2006/main" xmlns:w14="http://schemas.microsoft.com/office/word/2010/wordml" xmlns:w15="http://schemas.microsoft.com/office/word/2012/wordml" xmlns:w16cex="http://schemas.microsoft.com/office/word/2018/wordml/cex" xmlns:w16cid="http://schemas.microsoft.com/office/word/2016/wordml/cid" xmlns:w16="http://schemas.microsoft.com/office/word/2018/wordml" xmlns:w16du="http://schemas.microsoft.com/office/word/2023/wordml/word16du" xmlns:w16sdtdh="http://schemas.microsoft.com/office/word/2020/wordml/sdtdatahash" xmlns:w16se="http://schemas.microsoft.com/office/word/2015/wordml/symex" xmlns:wpg="http://schemas.microsoft.com/office/word/2010/wordprocessingGroup" xmlns:wpi="http://schemas.microsoft.com/office/word/2010/wordprocessingInk" xmlns:wne="http://schemas.microsoft.com/office/word/2006/wordml" xmlns:wps="http://schemas.microsoft.com/office/word/2010/wordprocessingShape" mc:Ignorable="w14 w15 w16se w16cid w16 w16cex w16sdtdh w16du wp14">
+  <w:p>
+    <w:pPr>
+      <w:pStyle w:val="a4"/>
+      <w:ind w:firstLine="360"/>
+      <w:rPr>
+        <w:rFonts w:hint="eastAsia"/>
+      </w:rPr>
+    </w:pPr>
+  </w:p>
+</w:hdr>
+</file>
+
+<file path=word/header2.xml><?xml version="1.0" encoding="utf-8"?>
+<w:hdr xmlns:wpc="http://schemas.microsoft.com/office/word/2010/wordprocessingCanvas" xmlns:cx="http://schemas.microsoft.com/office/drawing/2014/chartex" xmlns:cx1="http://schemas.microsoft.com/office/drawing/2015/9/8/chartex" xmlns:cx2="http://schemas.microsoft.com/office/drawing/2015/10/21/chartex" xmlns:cx3="http://schemas.microsoft.com/office/drawing/2016/5/9/chartex" xmlns:cx4="http://schemas.microsoft.com/office/drawing/2016/5/10/chartex" xmlns:cx5="http://schemas.microsoft.com/office/drawing/2016/5/11/chartex" xmlns:cx6="http://schemas.microsoft.com/office/drawing/2016/5/12/chartex" xmlns:cx7="http://schemas.microsoft.com/office/drawing/2016/5/13/chartex" xmlns:cx8="http://schemas.microsoft.com/office/drawing/2016/5/14/chartex" xmlns:mc="http://schemas.openxmlformats.org/markup-compatibility/2006" xmlns:aink="http://schemas.microsoft.com/office/drawing/2016/ink" xmlns:am3d="http://schemas.microsoft.com/office/drawing/2017/model3d" xmlns:o="urn:schemas-microsoft-com:office:office" xmlns:oel="http://schemas.microsoft.com/office/2019/extlst" xmlns:r="http://schemas.openxmlformats.org/officeDocument/2006/relationships" xmlns:m="http://schemas.openxmlformats.org/officeDocument/2006/math" xmlns:v="urn:schemas-microsoft-com:vml" xmlns:wp14="http://schemas.microsoft.com/office/word/2010/wordprocessingDrawing" xmlns:wp="http://schemas.openxmlformats.org/drawingml/2006/wordprocessingDrawing" xmlns:w10="urn:schemas-microsoft-com:office:word" xmlns:w="http://schemas.openxmlformats.org/wordprocessingml/2006/main" xmlns:w14="http://schemas.microsoft.com/office/word/2010/wordml" xmlns:w15="http://schemas.microsoft.com/office/word/2012/wordml" xmlns:w16cex="http://schemas.microsoft.com/office/word/2018/wordml/cex" xmlns:w16cid="http://schemas.microsoft.com/office/word/2016/wordml/cid" xmlns:w16="http://schemas.microsoft.com/office/word/2018/wordml" xmlns:w16du="http://schemas.microsoft.com/office/word/2023/wordml/word16du" xmlns:w16sdtdh="http://schemas.microsoft.com/office/word/2020/wordml/sdtdatahash" xmlns:w16se="http://schemas.microsoft.com/office/word/2015/wordml/symex" xmlns:wpg="http://schemas.microsoft.com/office/word/2010/wordprocessingGroup" xmlns:wpi="http://schemas.microsoft.com/office/word/2010/wordprocessingInk" xmlns:wne="http://schemas.microsoft.com/office/word/2006/wordml" xmlns:wps="http://schemas.microsoft.com/office/word/2010/wordprocessingShape" mc:Ignorable="w14 w15 w16se w16cid w16 w16cex w16sdtdh w16du wp14">
+  <w:p>
+    <w:pPr>
+      <w:pStyle w:val="a4"/>
+      <w:ind w:firstLine="360"/>
+      <w:rPr>
+        <w:rFonts w:hint="eastAsia"/>
+      </w:rPr>
+    </w:pPr>
+  </w:p>
+</w:hdr>
+</file>
+
+<file path=word/header3.xml><?xml version="1.0" encoding="utf-8"?>
+<w:hdr xmlns:wpc="http://schemas.microsoft.com/office/word/2010/wordprocessingCanvas" xmlns:cx="http://schemas.microsoft.com/office/drawing/2014/chartex" xmlns:cx1="http://schemas.microsoft.com/office/drawing/2015/9/8/chartex" xmlns:cx2="http://schemas.microsoft.com/office/drawing/2015/10/21/chartex" xmlns:cx3="http://schemas.microsoft.com/office/drawing/2016/5/9/chartex" xmlns:cx4="http://schemas.microsoft.com/office/drawing/2016/5/10/chartex" xmlns:cx5="http://schemas.microsoft.com/office/drawing/2016/5/11/chartex" xmlns:cx6="http://schemas.microsoft.com/office/drawing/2016/5/12/chartex" xmlns:cx7="http://schemas.microsoft.com/office/drawing/2016/5/13/chartex" xmlns:cx8="http://schemas.microsoft.com/office/drawing/2016/5/14/chartex" xmlns:mc="http://schemas.openxmlformats.org/markup-compatibility/2006" xmlns:aink="http://schemas.microsoft.com/office/drawing/2016/ink" xmlns:am3d="http://schemas.microsoft.com/office/drawing/2017/model3d" xmlns:o="urn:schemas-microsoft-com:office:office" xmlns:oel="http://schemas.microsoft.com/office/2019/extlst" xmlns:r="http://schemas.openxmlformats.org/officeDocument/2006/relationships" xmlns:m="http://schemas.openxmlformats.org/officeDocument/2006/math" xmlns:v="urn:schemas-microsoft-com:vml" xmlns:wp14="http://schemas.microsoft.com/office/word/2010/wordprocessingDrawing" xmlns:wp="http://schemas.openxmlformats.org/drawingml/2006/wordprocessingDrawing" xmlns:w10="urn:schemas-microsoft-com:office:word" xmlns:w="http://schemas.openxmlformats.org/wordprocessingml/2006/main" xmlns:w14="http://schemas.microsoft.com/office/word/2010/wordml" xmlns:w15="http://schemas.microsoft.com/office/word/2012/wordml" xmlns:w16cex="http://schemas.microsoft.com/office/word/2018/wordml/cex" xmlns:w16cid="http://schemas.microsoft.com/office/word/2016/wordml/cid" xmlns:w16="http://schemas.microsoft.com/office/word/2018/wordml" xmlns:w16du="http://schemas.microsoft.com/office/word/2023/wordml/word16du" xmlns:w16sdtdh="http://schemas.microsoft.com/office/word/2020/wordml/sdtdatahash" xmlns:w16se="http://schemas.microsoft.com/office/word/2015/wordml/symex" xmlns:wpg="http://schemas.microsoft.com/office/word/2010/wordprocessingGroup" xmlns:wpi="http://schemas.microsoft.com/office/word/2010/wordprocessingInk" xmlns:wne="http://schemas.microsoft.com/office/word/2006/wordml" xmlns:wps="http://schemas.microsoft.com/office/word/2010/wordprocessingShape" mc:Ignorable="w14 w15 w16se w16cid w16 w16cex w16sdtdh w16du wp14">
+  <w:p>
+    <w:pPr>
+      <w:pStyle w:val="a4"/>
+      <w:ind w:firstLine="360"/>
+      <w:rPr>
+        <w:rFonts w:hint="eastAsia"/>
+      </w:rPr>
+    </w:pPr>
+  </w:p>
+</w:hdr>
 </file>
 
 <file path=word/styles.xml><?xml version="1.0" encoding="utf-8"?>
@@ -3314,6 +3333,69 @@
       </w:tblBorders>
     </w:tblPr>
   </w:style>
+  <w:style w:type="paragraph" w:styleId="a4">
+    <w:name w:val="header"/>
+    <w:basedOn w:val="a"/>
+    <w:link w:val="a5"/>
+    <w:uiPriority w:val="99"/>
+    <w:unhideWhenUsed/>
+    <w:rsid w:val="00DB156B"/>
+    <w:pPr>
+      <w:tabs>
+        <w:tab w:val="center" w:pos="4153"/>
+        <w:tab w:val="right" w:pos="8306"/>
+      </w:tabs>
+      <w:snapToGrid w:val="0"/>
+      <w:spacing w:line="240" w:lineRule="auto"/>
+      <w:jc w:val="center"/>
+    </w:pPr>
+    <w:rPr>
+      <w:sz w:val="18"/>
+      <w:szCs w:val="18"/>
+    </w:rPr>
+  </w:style>
+  <w:style w:type="character" w:customStyle="1" w:styleId="a5">
+    <w:name w:val="页眉 字符"/>
+    <w:basedOn w:val="a0"/>
+    <w:link w:val="a4"/>
+    <w:uiPriority w:val="99"/>
+    <w:rsid w:val="00DB156B"/>
+    <w:rPr>
+      <w:sz w:val="18"/>
+      <w:szCs w:val="18"/>
+    </w:rPr>
+  </w:style>
+  <w:style w:type="paragraph" w:styleId="a6">
+    <w:name w:val="footer"/>
+    <w:basedOn w:val="a"/>
+    <w:link w:val="a7"/>
+    <w:uiPriority w:val="99"/>
+    <w:unhideWhenUsed/>
+    <w:rsid w:val="00DB156B"/>
+    <w:pPr>
+      <w:tabs>
+        <w:tab w:val="center" w:pos="4153"/>
+        <w:tab w:val="right" w:pos="8306"/>
+      </w:tabs>
+      <w:snapToGrid w:val="0"/>
+      <w:spacing w:line="240" w:lineRule="auto"/>
+    </w:pPr>
+    <w:rPr>
+      <w:sz w:val="18"/>
+      <w:szCs w:val="18"/>
+    </w:rPr>
+  </w:style>
+  <w:style w:type="character" w:customStyle="1" w:styleId="a7">
+    <w:name w:val="页脚 字符"/>
+    <w:basedOn w:val="a0"/>
+    <w:link w:val="a6"/>
+    <w:uiPriority w:val="99"/>
+    <w:rsid w:val="00DB156B"/>
+    <w:rPr>
+      <w:sz w:val="18"/>
+      <w:szCs w:val="18"/>
+    </w:rPr>
+  </w:style>
 </w:styles>
 </file>
 
